--- a/美术与文本源文件/V2宣传截图/新建 DOCX 文档.docx
+++ b/美术与文本源文件/V2宣传截图/新建 DOCX 文档.docx
@@ -18,24 +18,6 @@
           <w:szCs w:val="24"/>
           <w:lang w:val="en-US" w:eastAsia="zh-CN"/>
         </w:rPr>
-        <w:t>舰队、空投与钢铁洪流——堕落乌拉帝国V2发布和介绍</w:t>
-      </w:r>
-      <w:r>
-        <w:rPr>
-          <w:rFonts w:hint="eastAsia"/>
-          <w:sz w:val="21"/>
-          <w:szCs w:val="24"/>
-          <w:lang w:val="en-US" w:eastAsia="zh-CN"/>
-        </w:rPr>
-        <w:br w:type="textWrapping"/>
-      </w:r>
-      <w:r>
-        <w:rPr>
-          <w:rFonts w:hint="eastAsia"/>
-          <w:sz w:val="21"/>
-          <w:szCs w:val="24"/>
-          <w:lang w:val="en-US" w:eastAsia="zh-CN"/>
-        </w:rPr>
         <w:br w:type="textWrapping"/>
       </w:r>
       <w:r>
@@ -551,18 +533,7 @@
           <w:szCs w:val="24"/>
           <w:lang w:val="en-US" w:eastAsia="zh-CN"/>
         </w:rPr>
-        <w:t>如果无人机满足不了火力需求，就要请出正儿</w:t>
-      </w:r>
-      <w:bookmarkStart w:id="0" w:name="_GoBack"/>
-      <w:bookmarkEnd w:id="0"/>
-      <w:r>
-        <w:rPr>
-          <w:rFonts w:hint="eastAsia"/>
-          <w:sz w:val="21"/>
-          <w:szCs w:val="24"/>
-          <w:lang w:val="en-US" w:eastAsia="zh-CN"/>
-        </w:rPr>
-        <w:t>八经的攻击机了。它们装备了机炮、导弹和电磁炸弹，以雷霆之姿掠过战场以收割敌军。机炮扫射是定点扫射，其效果和舰炮的扫射类似，但是响应速度更快，破甲能力也更强；导弹则是一种巡航武器，攻击机沿直线巡航时，会对遇到的敌人发射导弹进行打击；最后则是电磁炸弹，他能在一个窄长的范围内造成EMP爆炸，控制一大群机械族。</w:t>
+        <w:t>如果无人机满足不了火力需求，就要请出正儿八经的攻击机了。它们装备了机炮、导弹和电磁炸弹，以雷霆之姿掠过战场以收割敌军。机炮扫射是定点扫射，其效果和舰炮的扫射类似，但是响应速度更快，破甲能力也更强；导弹则是一种巡航武器，攻击机沿直线巡航时，会对遇到的敌人发射导弹进行打击；最后则是电磁炸弹，他能在一个窄长的范围内造成EMP爆炸，控制一大群机械族。</w:t>
       </w:r>
       <w:r>
         <w:rPr>
@@ -843,34 +814,7 @@
           <w:szCs w:val="24"/>
           <w:lang w:val="en-US" w:eastAsia="zh-CN"/>
         </w:rPr>
-        <w:t>MSm-8"放射盾"则是另一台中型机械体，专用于镇压低等文明的暴动。和战车不一样的是，它们聚焦于为友方提供护盾，这种强大的护盾是次数盾，并且有概率将子弹反射出去，反射出去的子弹不消耗充能。</w:t>
-      </w:r>
-      <w:r>
-        <w:rPr>
-          <w:rFonts w:hint="eastAsia"/>
-          <w:sz w:val="21"/>
-          <w:szCs w:val="24"/>
-          <w:lang w:val="en-US" w:eastAsia="zh-CN"/>
-        </w:rPr>
-        <w:br w:type="textWrapping"/>
-      </w:r>
-      <w:r>
-        <w:rPr>
-          <w:rFonts w:hint="eastAsia"/>
-          <w:sz w:val="21"/>
-          <w:szCs w:val="24"/>
-          <w:lang w:val="en-US" w:eastAsia="zh-CN"/>
-        </w:rPr>
-        <w:br w:type="textWrapping"/>
-      </w:r>
-      <w:r>
-        <w:rPr>
-          <w:rFonts w:hint="eastAsia"/>
-          <w:sz w:val="21"/>
-          <w:szCs w:val="24"/>
-          <w:lang w:val="en-US" w:eastAsia="zh-CN"/>
-        </w:rPr>
-        <w:t>它们可以启动热辐射，点燃进入护盾范围内的敌人，同时伤害散落地上的物品。不过需要小心的是，放射盾没有任何武器也不能近战，一旦被无法点燃的敌人近身将手无缚鸡之力！</w:t>
+        <w:t>MSm-8"放射盾"则是另一台中型机械体，专用于镇压低等文明的暴动。和战车不一样的是，它们聚焦于为友方提供护盾，这种强大的护盾是次数盾，并且有概率将子弹反射出去，反射出去的子弹不消耗充能。它们可以启动热辐射，点燃进入护盾范围内的敌人，同时伤害散落地上的物品。不过需要小心的是，放射盾没有任何武器也不能近战，一旦被无法点燃的敌人近身将手无缚鸡之力！</w:t>
       </w:r>
       <w:r>
         <w:rPr>
@@ -1973,6 +1917,7 @@
         </w:rPr>
         <w:br w:type="textWrapping"/>
       </w:r>
+      <w:bookmarkStart w:id="0" w:name="_GoBack"/>
       <w:r>
         <w:rPr>
           <w:rFonts w:hint="eastAsia"/>
@@ -1982,6 +1927,7 @@
         </w:rPr>
         <w:t>在T3，乌拉族可以获得类似手持迫击炮的榴弹发射器，它对高装甲目标不怎么有效，但是射速很快有效弥补了这个弱势。它还能临时装填和打出一发烟雾弹，以掩护自己人前进或定向控制敌方炮塔。</w:t>
       </w:r>
+      <w:bookmarkEnd w:id="0"/>
     </w:p>
     <w:sectPr>
       <w:pgSz w:w="11906" w:h="16838"/>

--- a/美术与文本源文件/V2宣传截图/新建 DOCX 文档.docx
+++ b/美术与文本源文件/V2宣传截图/新建 DOCX 文档.docx
@@ -1749,6 +1749,224 @@
     <w:p>
       <w:pPr>
         <w:rPr>
+          <w:rFonts w:hint="eastAsia"/>
+          <w:sz w:val="21"/>
+          <w:szCs w:val="24"/>
+          <w:lang w:val="en-US" w:eastAsia="zh-CN"/>
+        </w:rPr>
+      </w:pPr>
+      <w:r>
+        <w:rPr>
+          <w:rFonts w:hint="eastAsia"/>
+          <w:sz w:val="21"/>
+          <w:szCs w:val="24"/>
+          <w:lang w:val="en-US" w:eastAsia="zh-CN"/>
+        </w:rPr>
+        <w:t>然后是激光系武器。激光武器最大的特点就是需要很长时间的瞄准，但是一旦瞄准完成，除非主动切换位置或射程内无目标，否则将一直连射。星岚就是激光武器的代表作，它是乌拉族的初始武器，连射和低破甲高射速的特性非常适合对付前期目标。</w:t>
+      </w:r>
+      <w:r>
+        <w:rPr>
+          <w:rFonts w:hint="eastAsia"/>
+          <w:sz w:val="21"/>
+          <w:szCs w:val="24"/>
+          <w:lang w:val="en-US" w:eastAsia="zh-CN"/>
+        </w:rPr>
+        <w:br w:type="textWrapping"/>
+      </w:r>
+      <w:r>
+        <w:rPr>
+          <w:rFonts w:hint="eastAsia"/>
+          <w:sz w:val="21"/>
+          <w:szCs w:val="24"/>
+          <w:lang w:val="en-US" w:eastAsia="zh-CN"/>
+        </w:rPr>
+        <w:br w:type="textWrapping"/>
+      </w:r>
+      <w:r>
+        <w:rPr>
+          <w:rFonts w:hint="eastAsia"/>
+          <w:sz w:val="21"/>
+          <w:szCs w:val="24"/>
+          <w:lang w:val="en-US" w:eastAsia="zh-CN"/>
+        </w:rPr>
+        <w:t>然后就是目前乌拉族唯一的双模式武器，三叉戟可以切换分光模式和聚焦模式，以决定是对单个目标造成高额伤害还是将光束分散以对付集群。</w:t>
+      </w:r>
+      <w:r>
+        <w:rPr>
+          <w:rFonts w:hint="eastAsia"/>
+          <w:sz w:val="21"/>
+          <w:szCs w:val="24"/>
+          <w:lang w:val="en-US" w:eastAsia="zh-CN"/>
+        </w:rPr>
+        <w:br w:type="textWrapping"/>
+      </w:r>
+      <w:r>
+        <w:rPr>
+          <w:rFonts w:hint="eastAsia"/>
+          <w:sz w:val="21"/>
+          <w:szCs w:val="24"/>
+          <w:lang w:val="en-US" w:eastAsia="zh-CN"/>
+        </w:rPr>
+        <w:br w:type="textWrapping"/>
+      </w:r>
+      <w:r>
+        <w:rPr>
+          <w:rFonts w:hint="eastAsia"/>
+          <w:sz w:val="21"/>
+          <w:szCs w:val="24"/>
+          <w:lang w:val="en-US" w:eastAsia="zh-CN"/>
+        </w:rPr>
+        <w:t>乌拉族最高级的激光武器有两种，一种是激光机枪榍石，乌拉帝国V1中的强者，在V2依然保持了射速优势，可以通过爆发性的射流压制杀伤一大片敌军。</w:t>
+      </w:r>
+      <w:r>
+        <w:rPr>
+          <w:rFonts w:hint="eastAsia"/>
+          <w:sz w:val="21"/>
+          <w:szCs w:val="24"/>
+          <w:lang w:val="en-US" w:eastAsia="zh-CN"/>
+        </w:rPr>
+        <w:br w:type="textWrapping"/>
+      </w:r>
+      <w:r>
+        <w:rPr>
+          <w:rFonts w:hint="eastAsia"/>
+          <w:sz w:val="21"/>
+          <w:szCs w:val="24"/>
+          <w:lang w:val="en-US" w:eastAsia="zh-CN"/>
+        </w:rPr>
+        <w:br w:type="textWrapping"/>
+      </w:r>
+      <w:r>
+        <w:rPr>
+          <w:rFonts w:hint="eastAsia"/>
+          <w:sz w:val="21"/>
+          <w:szCs w:val="24"/>
+          <w:lang w:val="en-US" w:eastAsia="zh-CN"/>
+        </w:rPr>
+        <w:t>曾经的破城炮熔岩则是更换了输出方式，现在它是乌拉族激光系武器对硬目标的高手，可以通过打出融化来增加激光系武器的伤害以达到集火的目的。</w:t>
+      </w:r>
+      <w:r>
+        <w:rPr>
+          <w:rFonts w:hint="eastAsia"/>
+          <w:sz w:val="21"/>
+          <w:szCs w:val="24"/>
+          <w:lang w:val="en-US" w:eastAsia="zh-CN"/>
+        </w:rPr>
+        <w:br w:type="textWrapping"/>
+      </w:r>
+      <w:r>
+        <w:rPr>
+          <w:rFonts w:hint="eastAsia"/>
+          <w:sz w:val="21"/>
+          <w:szCs w:val="24"/>
+          <w:lang w:val="en-US" w:eastAsia="zh-CN"/>
+        </w:rPr>
+        <w:br w:type="textWrapping"/>
+      </w:r>
+      <w:r>
+        <w:rPr>
+          <w:rFonts w:hint="eastAsia"/>
+          <w:sz w:val="21"/>
+          <w:szCs w:val="24"/>
+          <w:lang w:val="en-US" w:eastAsia="zh-CN"/>
+        </w:rPr>
+        <w:t>最后的是爆炸武器，首先是背上一直背着的筒子。这是一种次抛筒子，射弹拥有大范围的爆炸和微跟踪，易于生产，可以随时背一发以备不时之需。</w:t>
+      </w:r>
+      <w:r>
+        <w:rPr>
+          <w:rFonts w:hint="eastAsia"/>
+          <w:sz w:val="21"/>
+          <w:szCs w:val="24"/>
+          <w:lang w:val="en-US" w:eastAsia="zh-CN"/>
+        </w:rPr>
+        <w:br w:type="textWrapping"/>
+      </w:r>
+      <w:r>
+        <w:rPr>
+          <w:rFonts w:hint="eastAsia"/>
+          <w:sz w:val="21"/>
+          <w:szCs w:val="24"/>
+          <w:lang w:val="en-US" w:eastAsia="zh-CN"/>
+        </w:rPr>
+        <w:br w:type="textWrapping"/>
+      </w:r>
+      <w:r>
+        <w:rPr>
+          <w:rFonts w:hint="eastAsia"/>
+          <w:sz w:val="21"/>
+          <w:szCs w:val="24"/>
+          <w:lang w:val="en-US" w:eastAsia="zh-CN"/>
+        </w:rPr>
+        <w:t>然后是堵桥神器巡飞弹，这种武器和次抛筒子类似，但是伤害更集中破甲比例更高。它可以短暂地切换无引导模式，以快速射出一发巡飞弹。</w:t>
+      </w:r>
+      <w:r>
+        <w:rPr>
+          <w:rFonts w:hint="eastAsia"/>
+          <w:sz w:val="21"/>
+          <w:szCs w:val="24"/>
+          <w:lang w:val="en-US" w:eastAsia="zh-CN"/>
+        </w:rPr>
+        <w:br w:type="textWrapping"/>
+      </w:r>
+      <w:r>
+        <w:rPr>
+          <w:rFonts w:hint="eastAsia"/>
+          <w:sz w:val="21"/>
+          <w:szCs w:val="24"/>
+          <w:lang w:val="en-US" w:eastAsia="zh-CN"/>
+        </w:rPr>
+        <w:br w:type="textWrapping"/>
+      </w:r>
+      <w:r>
+        <w:rPr>
+          <w:rFonts w:hint="eastAsia"/>
+          <w:sz w:val="21"/>
+          <w:szCs w:val="24"/>
+          <w:lang w:val="en-US" w:eastAsia="zh-CN"/>
+        </w:rPr>
+        <w:t>在T3，乌拉族可以获得类似手持迫击炮的榴弹发射器，它对高装甲目标不怎么有效，但是射速很快有效弥补了这个弱势。它还能临时装填和打出一发烟雾弹，以掩护自己人前进或定向控制敌方炮塔。</w:t>
+      </w:r>
+      <w:r>
+        <w:rPr>
+          <w:rFonts w:hint="eastAsia"/>
+          <w:sz w:val="21"/>
+          <w:szCs w:val="24"/>
+          <w:lang w:val="en-US" w:eastAsia="zh-CN"/>
+        </w:rPr>
+        <w:br w:type="textWrapping"/>
+      </w:r>
+    </w:p>
+    <w:p>
+      <w:pPr>
+        <w:rPr>
+          <w:rFonts w:hint="eastAsia"/>
+          <w:sz w:val="21"/>
+          <w:szCs w:val="24"/>
+          <w:lang w:val="en-US" w:eastAsia="zh-CN"/>
+        </w:rPr>
+      </w:pPr>
+      <w:r>
+        <w:rPr>
+          <w:rFonts w:hint="eastAsia"/>
+          <w:sz w:val="21"/>
+          <w:szCs w:val="24"/>
+          <w:lang w:val="en-US" w:eastAsia="zh-CN"/>
+        </w:rPr>
+        <w:br w:type="page"/>
+      </w:r>
+      <w:r>
+        <w:rPr>
+          <w:rFonts w:hint="eastAsia"/>
+          <w:sz w:val="21"/>
+          <w:szCs w:val="24"/>
+          <w:lang w:val="en-US" w:eastAsia="zh-CN"/>
+        </w:rPr>
+        <w:br w:type="textWrapping"/>
+      </w:r>
+    </w:p>
+    <w:p>
+      <w:pPr>
+        <w:rPr>
           <w:rFonts w:hint="default"/>
           <w:sz w:val="21"/>
           <w:szCs w:val="24"/>
@@ -1762,172 +1980,592 @@
           <w:szCs w:val="24"/>
           <w:lang w:val="en-US" w:eastAsia="zh-CN"/>
         </w:rPr>
-        <w:t>然后是激光系武器。激光武器最大的特点就是需要很长时间的瞄准，但是一旦瞄准完成，除非主动切换位置或射程内无目标，否则将一直连射。星岚就是激光武器的代表作，它是乌拉族的初始武器，连射和低破甲高射速的特性非常适合对付前期目标。</w:t>
-      </w:r>
-      <w:r>
-        <w:rPr>
-          <w:rFonts w:hint="eastAsia"/>
-          <w:sz w:val="21"/>
-          <w:szCs w:val="24"/>
-          <w:lang w:val="en-US" w:eastAsia="zh-CN"/>
-        </w:rPr>
-        <w:br w:type="textWrapping"/>
-      </w:r>
-      <w:r>
-        <w:rPr>
-          <w:rFonts w:hint="eastAsia"/>
-          <w:sz w:val="21"/>
-          <w:szCs w:val="24"/>
-          <w:lang w:val="en-US" w:eastAsia="zh-CN"/>
-        </w:rPr>
-        <w:br w:type="textWrapping"/>
-      </w:r>
-      <w:r>
-        <w:rPr>
-          <w:rFonts w:hint="eastAsia"/>
-          <w:sz w:val="21"/>
-          <w:szCs w:val="24"/>
-          <w:lang w:val="en-US" w:eastAsia="zh-CN"/>
-        </w:rPr>
-        <w:t>然后就是目前乌拉族唯一的双模式武器，三叉戟可以切换分光模式和聚焦模式，以决定是对单个目标造成高额伤害还是将光束分散以对付集群。</w:t>
-      </w:r>
-      <w:r>
-        <w:rPr>
-          <w:rFonts w:hint="eastAsia"/>
-          <w:sz w:val="21"/>
-          <w:szCs w:val="24"/>
-          <w:lang w:val="en-US" w:eastAsia="zh-CN"/>
-        </w:rPr>
-        <w:br w:type="textWrapping"/>
-      </w:r>
-      <w:r>
-        <w:rPr>
-          <w:rFonts w:hint="eastAsia"/>
-          <w:sz w:val="21"/>
-          <w:szCs w:val="24"/>
-          <w:lang w:val="en-US" w:eastAsia="zh-CN"/>
-        </w:rPr>
-        <w:br w:type="textWrapping"/>
-      </w:r>
-      <w:r>
-        <w:rPr>
-          <w:rFonts w:hint="eastAsia"/>
-          <w:sz w:val="21"/>
-          <w:szCs w:val="24"/>
-          <w:lang w:val="en-US" w:eastAsia="zh-CN"/>
-        </w:rPr>
-        <w:t>乌拉族最高级的激光武器有两种，一种是激光机枪榍石，乌拉帝国V1中的强者，在V2依然保持了射速优势，可以通过爆发性的射流压制杀伤一大片敌军。</w:t>
-      </w:r>
-      <w:r>
-        <w:rPr>
-          <w:rFonts w:hint="eastAsia"/>
-          <w:sz w:val="21"/>
-          <w:szCs w:val="24"/>
-          <w:lang w:val="en-US" w:eastAsia="zh-CN"/>
-        </w:rPr>
-        <w:br w:type="textWrapping"/>
-      </w:r>
-      <w:r>
-        <w:rPr>
-          <w:rFonts w:hint="eastAsia"/>
-          <w:sz w:val="21"/>
-          <w:szCs w:val="24"/>
-          <w:lang w:val="en-US" w:eastAsia="zh-CN"/>
-        </w:rPr>
-        <w:br w:type="textWrapping"/>
-      </w:r>
-      <w:r>
-        <w:rPr>
-          <w:rFonts w:hint="eastAsia"/>
-          <w:sz w:val="21"/>
-          <w:szCs w:val="24"/>
-          <w:lang w:val="en-US" w:eastAsia="zh-CN"/>
-        </w:rPr>
-        <w:t>曾经的破城炮熔岩则是更换了输出方式，现在它是乌拉族激光系武器对硬目标的高手，可以通过打出融化来增加激光系武器的伤害以达到集火的目的。</w:t>
-      </w:r>
-      <w:r>
-        <w:rPr>
-          <w:rFonts w:hint="eastAsia"/>
-          <w:sz w:val="21"/>
-          <w:szCs w:val="24"/>
-          <w:lang w:val="en-US" w:eastAsia="zh-CN"/>
-        </w:rPr>
-        <w:br w:type="textWrapping"/>
-      </w:r>
-      <w:r>
-        <w:rPr>
-          <w:rFonts w:hint="eastAsia"/>
-          <w:sz w:val="21"/>
-          <w:szCs w:val="24"/>
-          <w:lang w:val="en-US" w:eastAsia="zh-CN"/>
-        </w:rPr>
-        <w:br w:type="textWrapping"/>
-      </w:r>
-      <w:r>
-        <w:rPr>
-          <w:rFonts w:hint="eastAsia"/>
-          <w:sz w:val="21"/>
-          <w:szCs w:val="24"/>
-          <w:lang w:val="en-US" w:eastAsia="zh-CN"/>
-        </w:rPr>
-        <w:t>最后的是爆炸武器，首先是背上一直背着的筒子。这是一种次抛筒子，射弹拥有大范围的爆炸和微跟踪，易于生产，可以随时背一发以备不时之需。</w:t>
-      </w:r>
-      <w:r>
-        <w:rPr>
-          <w:rFonts w:hint="eastAsia"/>
-          <w:sz w:val="21"/>
-          <w:szCs w:val="24"/>
-          <w:lang w:val="en-US" w:eastAsia="zh-CN"/>
-        </w:rPr>
-        <w:br w:type="textWrapping"/>
-      </w:r>
-      <w:r>
-        <w:rPr>
-          <w:rFonts w:hint="eastAsia"/>
-          <w:sz w:val="21"/>
-          <w:szCs w:val="24"/>
-          <w:lang w:val="en-US" w:eastAsia="zh-CN"/>
-        </w:rPr>
-        <w:br w:type="textWrapping"/>
-      </w:r>
-      <w:r>
-        <w:rPr>
-          <w:rFonts w:hint="eastAsia"/>
-          <w:sz w:val="21"/>
-          <w:szCs w:val="24"/>
-          <w:lang w:val="en-US" w:eastAsia="zh-CN"/>
-        </w:rPr>
-        <w:t>然后是堵桥神器巡飞弹，这种武器和次抛筒子类似，但是伤害更集中破甲比例更高。它可以短暂地切换无引导模式，以快速射出一发巡飞弹。</w:t>
-      </w:r>
-      <w:r>
-        <w:rPr>
-          <w:rFonts w:hint="eastAsia"/>
-          <w:sz w:val="21"/>
-          <w:szCs w:val="24"/>
-          <w:lang w:val="en-US" w:eastAsia="zh-CN"/>
-        </w:rPr>
-        <w:br w:type="textWrapping"/>
-      </w:r>
-      <w:r>
-        <w:rPr>
-          <w:rFonts w:hint="eastAsia"/>
-          <w:sz w:val="21"/>
-          <w:szCs w:val="24"/>
-          <w:lang w:val="en-US" w:eastAsia="zh-CN"/>
-        </w:rPr>
-        <w:br w:type="textWrapping"/>
+        <w:br w:type="textWrapping"/>
+      </w:r>
+      <w:r>
+        <w:rPr>
+          <w:rFonts w:hint="eastAsia"/>
+          <w:sz w:val="21"/>
+          <w:szCs w:val="24"/>
+          <w:lang w:val="en-US" w:eastAsia="zh-CN"/>
+        </w:rPr>
+        <w:t>前排提醒：</w:t>
+      </w:r>
+      <w:r>
+        <w:rPr>
+          <w:rFonts w:hint="eastAsia"/>
+          <w:sz w:val="21"/>
+          <w:szCs w:val="24"/>
+          <w:lang w:val="en-US" w:eastAsia="zh-CN"/>
+        </w:rPr>
+        <w:br w:type="textWrapping"/>
+      </w:r>
+      <w:r>
+        <w:rPr>
+          <w:rFonts w:hint="eastAsia"/>
+          <w:sz w:val="21"/>
+          <w:szCs w:val="24"/>
+          <w:lang w:val="en-US" w:eastAsia="zh-CN"/>
+        </w:rPr>
+        <w:br w:type="textWrapping"/>
+      </w:r>
+      <w:r>
+        <w:rPr>
+          <w:rFonts w:hint="eastAsia"/>
+          <w:sz w:val="21"/>
+          <w:szCs w:val="24"/>
+          <w:lang w:val="en-US" w:eastAsia="zh-CN"/>
+        </w:rPr>
+        <w:br w:type="textWrapping"/>
+      </w:r>
+      <w:r>
+        <w:rPr>
+          <w:rFonts w:hint="eastAsia"/>
+          <w:sz w:val="21"/>
+          <w:szCs w:val="24"/>
+          <w:lang w:val="en-US" w:eastAsia="zh-CN"/>
+        </w:rPr>
+        <w:t>背景故事：</w:t>
+      </w:r>
+    </w:p>
+    <w:p>
+      <w:pPr>
+        <w:rPr>
+          <w:rFonts w:hint="eastAsia"/>
+          <w:sz w:val="21"/>
+          <w:szCs w:val="24"/>
+          <w:lang w:val="en-US" w:eastAsia="zh-CN"/>
+        </w:rPr>
+      </w:pPr>
+      <w:r>
+        <w:rPr>
+          <w:rFonts w:hint="eastAsia"/>
+          <w:sz w:val="21"/>
+          <w:szCs w:val="24"/>
+          <w:lang w:val="en-US" w:eastAsia="zh-CN"/>
+        </w:rPr>
+        <w:br w:type="textWrapping"/>
+      </w:r>
+      <w:r>
+        <w:rPr>
+          <w:rFonts w:hint="eastAsia"/>
+          <w:sz w:val="21"/>
+          <w:szCs w:val="24"/>
+          <w:lang w:val="en-US" w:eastAsia="zh-CN"/>
+        </w:rPr>
+        <w:br w:type="textWrapping"/>
+      </w:r>
+      <w:r>
+        <w:rPr>
+          <w:rFonts w:hint="eastAsia"/>
+          <w:sz w:val="21"/>
+          <w:szCs w:val="24"/>
+          <w:lang w:val="en-US" w:eastAsia="zh-CN"/>
+        </w:rPr>
+        <w:t>特色内容：</w:t>
+      </w:r>
+      <w:r>
+        <w:rPr>
+          <w:rFonts w:hint="eastAsia"/>
+          <w:sz w:val="21"/>
+          <w:szCs w:val="24"/>
+          <w:lang w:val="en-US" w:eastAsia="zh-CN"/>
+        </w:rPr>
+        <w:br w:type="textWrapping"/>
+      </w:r>
+      <w:r>
+        <w:rPr>
+          <w:rFonts w:hint="eastAsia"/>
+          <w:sz w:val="21"/>
+          <w:szCs w:val="24"/>
+          <w:lang w:val="en-US" w:eastAsia="zh-CN"/>
+        </w:rPr>
+        <w:br w:type="textWrapping"/>
+      </w:r>
+      <w:r>
+        <w:rPr>
+          <w:rFonts w:hint="eastAsia"/>
+          <w:sz w:val="21"/>
+          <w:szCs w:val="24"/>
+          <w:lang w:val="en-US" w:eastAsia="zh-CN"/>
+        </w:rPr>
+        <w:br w:type="textWrapping"/>
+      </w:r>
+      <w:r>
+        <w:rPr>
+          <w:rFonts w:hint="eastAsia"/>
+          <w:sz w:val="21"/>
+          <w:szCs w:val="24"/>
+          <w:lang w:val="en-US" w:eastAsia="zh-CN"/>
+        </w:rPr>
+        <w:t>其他内容</w:t>
+      </w:r>
+      <w:r>
+        <w:rPr>
+          <w:rFonts w:hint="eastAsia"/>
+          <w:sz w:val="21"/>
+          <w:szCs w:val="24"/>
+          <w:lang w:val="en-US" w:eastAsia="zh-CN"/>
+        </w:rPr>
+        <w:br w:type="textWrapping"/>
+      </w:r>
+    </w:p>
+    <w:p>
+      <w:pPr>
+        <w:rPr>
+          <w:rFonts w:hint="eastAsia"/>
+          <w:sz w:val="21"/>
+          <w:szCs w:val="24"/>
+          <w:lang w:val="en-US" w:eastAsia="zh-CN"/>
+        </w:rPr>
+      </w:pPr>
+      <w:r>
+        <w:rPr>
+          <w:rFonts w:hint="eastAsia"/>
+          <w:sz w:val="21"/>
+          <w:szCs w:val="24"/>
+          <w:lang w:val="en-US" w:eastAsia="zh-CN"/>
+        </w:rPr>
+        <w:br w:type="page"/>
       </w:r>
       <w:bookmarkStart w:id="0" w:name="_GoBack"/>
-      <w:r>
-        <w:rPr>
-          <w:rFonts w:hint="eastAsia"/>
-          <w:sz w:val="21"/>
-          <w:szCs w:val="24"/>
-          <w:lang w:val="en-US" w:eastAsia="zh-CN"/>
-        </w:rPr>
-        <w:t>在T3，乌拉族可以获得类似手持迫击炮的榴弹发射器，它对高装甲目标不怎么有效，但是射速很快有效弥补了这个弱势。它还能临时装填和打出一发烟雾弹，以掩护自己人前进或定向控制敌方炮塔。</w:t>
-      </w:r>
       <w:bookmarkEnd w:id="0"/>
+    </w:p>
+    <w:p>
+      <w:pPr>
+        <w:rPr>
+          <w:rFonts w:hint="eastAsia"/>
+          <w:sz w:val="21"/>
+          <w:szCs w:val="24"/>
+          <w:lang w:val="en-US" w:eastAsia="zh-CN"/>
+        </w:rPr>
+      </w:pPr>
+      <w:r>
+        <w:rPr>
+          <w:rFonts w:hint="eastAsia"/>
+          <w:sz w:val="21"/>
+          <w:szCs w:val="24"/>
+          <w:lang w:val="en-US" w:eastAsia="zh-CN"/>
+        </w:rPr>
+        <w:br w:type="textWrapping"/>
+      </w:r>
+      <w:r>
+        <w:rPr>
+          <w:rFonts w:hint="eastAsia"/>
+          <w:sz w:val="21"/>
+          <w:szCs w:val="24"/>
+          <w:lang w:val="en-US" w:eastAsia="zh-CN"/>
+        </w:rPr>
+        <w:t>[h1]该mod与群星（Stellaris）的mod《堕落乌拉帝国》同名同世界观。</w:t>
+      </w:r>
+    </w:p>
+    <w:p>
+      <w:pPr>
+        <w:rPr>
+          <w:rFonts w:hint="eastAsia"/>
+          <w:sz w:val="21"/>
+          <w:szCs w:val="24"/>
+          <w:lang w:val="en-US" w:eastAsia="zh-CN"/>
+        </w:rPr>
+      </w:pPr>
+      <w:r>
+        <w:rPr>
+          <w:rFonts w:hint="eastAsia"/>
+          <w:sz w:val="21"/>
+          <w:szCs w:val="24"/>
+          <w:lang w:val="en-US" w:eastAsia="zh-CN"/>
+        </w:rPr>
+        <w:t>QQ群 776288478，有问题进来优先反馈优先解答[/h1]</w:t>
+      </w:r>
+    </w:p>
+    <w:p>
+      <w:pPr>
+        <w:rPr>
+          <w:rFonts w:hint="eastAsia"/>
+          <w:sz w:val="21"/>
+          <w:szCs w:val="24"/>
+          <w:lang w:val="en-US" w:eastAsia="zh-CN"/>
+        </w:rPr>
+      </w:pPr>
+      <w:r>
+        <w:rPr>
+          <w:rFonts w:hint="eastAsia"/>
+          <w:sz w:val="21"/>
+          <w:szCs w:val="24"/>
+          <w:lang w:val="en-US" w:eastAsia="zh-CN"/>
+        </w:rPr>
+        <w:t>[img]https://steamuserimages-a.akamaihd.net/ugc/15422131260659251851/1BFD61F09BFC63513066AF6B489BE6C85919F059/[/img]</w:t>
+      </w:r>
+    </w:p>
+    <w:p>
+      <w:pPr>
+        <w:rPr>
+          <w:rFonts w:hint="eastAsia"/>
+          <w:sz w:val="21"/>
+          <w:szCs w:val="24"/>
+          <w:lang w:val="en-US" w:eastAsia="zh-CN"/>
+        </w:rPr>
+      </w:pPr>
+      <w:r>
+        <w:rPr>
+          <w:rFonts w:hint="eastAsia"/>
+          <w:sz w:val="21"/>
+          <w:szCs w:val="24"/>
+          <w:lang w:val="en-US" w:eastAsia="zh-CN"/>
+        </w:rPr>
+        <w:t>[h2]1.这个mod是一个梯度性正义mod，分为武器装备、种族、防御设施、机械体和舰队支援五大部分，各个部分正义度从低到高，你可以根据你的环境酌情体验部分内容。如果想要得见乌拉帝国的全力，则需要把市面上的负正义mod打上，否则将会感到乏味。</w:t>
+      </w:r>
+      <w:r>
+        <w:rPr>
+          <w:rFonts w:hint="eastAsia"/>
+          <w:sz w:val="21"/>
+          <w:szCs w:val="24"/>
+          <w:lang w:val="en-US" w:eastAsia="zh-CN"/>
+        </w:rPr>
+        <w:br w:type="textWrapping"/>
+      </w:r>
+      <w:r>
+        <w:rPr>
+          <w:rFonts w:hint="eastAsia"/>
+          <w:sz w:val="21"/>
+          <w:szCs w:val="24"/>
+          <w:lang w:val="en-US" w:eastAsia="zh-CN"/>
+        </w:rPr>
+        <w:t>2.这个mod带有一些剧情，但是正式的故事线尚未推出，可能会视情况放到下一个周期进行开发</w:t>
+      </w:r>
+      <w:r>
+        <w:rPr>
+          <w:rFonts w:hint="eastAsia"/>
+          <w:sz w:val="21"/>
+          <w:szCs w:val="24"/>
+          <w:lang w:val="en-US" w:eastAsia="zh-CN"/>
+        </w:rPr>
+        <w:br w:type="textWrapping"/>
+      </w:r>
+      <w:r>
+        <w:rPr>
+          <w:rFonts w:hint="eastAsia"/>
+          <w:sz w:val="21"/>
+          <w:szCs w:val="24"/>
+          <w:lang w:val="en-US" w:eastAsia="zh-CN"/>
+        </w:rPr>
+        <w:t>3.本mod和堕落乌拉帝国V1（即原有的堕落乌拉帝国）不兼容，需要分开使用</w:t>
+      </w:r>
+      <w:r>
+        <w:rPr>
+          <w:rFonts w:hint="eastAsia"/>
+          <w:sz w:val="21"/>
+          <w:szCs w:val="24"/>
+          <w:lang w:val="en-US" w:eastAsia="zh-CN"/>
+        </w:rPr>
+        <w:br w:type="textWrapping"/>
+      </w:r>
+      <w:r>
+        <w:rPr>
+          <w:rFonts w:hint="eastAsia"/>
+          <w:sz w:val="21"/>
+          <w:szCs w:val="24"/>
+          <w:lang w:val="en-US" w:eastAsia="zh-CN"/>
+        </w:rPr>
+        <w:t>4.本mod要求cqf（自定义任务框架）作为前置</w:t>
+      </w:r>
+    </w:p>
+    <w:p>
+      <w:pPr>
+        <w:rPr>
+          <w:rFonts w:hint="eastAsia"/>
+          <w:sz w:val="21"/>
+          <w:szCs w:val="24"/>
+          <w:lang w:val="en-US" w:eastAsia="zh-CN"/>
+        </w:rPr>
+      </w:pPr>
+      <w:r>
+        <w:rPr>
+          <w:rFonts w:hint="eastAsia"/>
+          <w:sz w:val="21"/>
+          <w:szCs w:val="24"/>
+          <w:lang w:val="en-US" w:eastAsia="zh-CN"/>
+        </w:rPr>
+        <w:t>[/h2]</w:t>
+      </w:r>
+    </w:p>
+    <w:p>
+      <w:pPr>
+        <w:rPr>
+          <w:rFonts w:hint="eastAsia"/>
+          <w:sz w:val="21"/>
+          <w:szCs w:val="24"/>
+          <w:lang w:val="en-US" w:eastAsia="zh-CN"/>
+        </w:rPr>
+      </w:pPr>
+      <w:r>
+        <w:rPr>
+          <w:rFonts w:hint="eastAsia"/>
+          <w:sz w:val="21"/>
+          <w:szCs w:val="24"/>
+          <w:lang w:val="en-US" w:eastAsia="zh-CN"/>
+        </w:rPr>
+        <w:t>[img]https://steamuserimages-a.akamaihd.net/ugc/14449171899594093210/969ECF430E39BD4BC9EB5F3E67DD9D1A3A4CBD29/[/img]</w:t>
+      </w:r>
+    </w:p>
+    <w:p>
+      <w:pPr>
+        <w:rPr>
+          <w:rFonts w:hint="eastAsia"/>
+          <w:sz w:val="21"/>
+          <w:szCs w:val="24"/>
+          <w:lang w:val="en-US" w:eastAsia="zh-CN"/>
+        </w:rPr>
+      </w:pPr>
+      <w:r>
+        <w:rPr>
+          <w:rFonts w:hint="eastAsia"/>
+          <w:sz w:val="21"/>
+          <w:szCs w:val="24"/>
+          <w:lang w:val="en-US" w:eastAsia="zh-CN"/>
+        </w:rPr>
+        <w:t>[h3]曾几何时，乌拉帝国的荣光笼罩群星。[/h3]</w:t>
+      </w:r>
+    </w:p>
+    <w:p>
+      <w:pPr>
+        <w:rPr>
+          <w:rFonts w:hint="eastAsia"/>
+          <w:sz w:val="21"/>
+          <w:szCs w:val="24"/>
+          <w:lang w:val="en-US" w:eastAsia="zh-CN"/>
+        </w:rPr>
+      </w:pPr>
+      <w:r>
+        <w:rPr>
+          <w:rFonts w:hint="eastAsia"/>
+          <w:sz w:val="21"/>
+          <w:szCs w:val="24"/>
+          <w:lang w:val="en-US" w:eastAsia="zh-CN"/>
+        </w:rPr>
+        <w:t>早在人类的先祖在原始汤中翻滚时，遥远边陲的星系霸主——乌拉帝国——就已经开始了向外扩张的道路。一个接着一个，无数的星球在帝国舰队的炮火下燃烧、异形宵小尽数臣服，始皇帝以铁血手段，建立了被后世称为堕落帝国的伟大政权。</w:t>
+      </w:r>
+      <w:r>
+        <w:rPr>
+          <w:rFonts w:hint="eastAsia"/>
+          <w:sz w:val="21"/>
+          <w:szCs w:val="24"/>
+          <w:lang w:val="en-US" w:eastAsia="zh-CN"/>
+        </w:rPr>
+        <w:br w:type="textWrapping"/>
+      </w:r>
+      <w:r>
+        <w:rPr>
+          <w:rFonts w:hint="eastAsia"/>
+          <w:sz w:val="21"/>
+          <w:szCs w:val="24"/>
+          <w:lang w:val="en-US" w:eastAsia="zh-CN"/>
+        </w:rPr>
+        <w:t>然而，帝国荣光非万世长存，朝廷内部派系林立，在皇室的阴影中利益团体相互攻讦，受奴异族和倒皇人士的暴动导致内乱四起，乌拉帝国正在加速滑向命定之陨。</w:t>
+      </w:r>
+      <w:r>
+        <w:rPr>
+          <w:rFonts w:hint="eastAsia"/>
+          <w:sz w:val="21"/>
+          <w:szCs w:val="24"/>
+          <w:lang w:val="en-US" w:eastAsia="zh-CN"/>
+        </w:rPr>
+        <w:br w:type="textWrapping"/>
+      </w:r>
+      <w:r>
+        <w:rPr>
+          <w:rFonts w:hint="eastAsia"/>
+          <w:sz w:val="21"/>
+          <w:szCs w:val="24"/>
+          <w:lang w:val="en-US" w:eastAsia="zh-CN"/>
+        </w:rPr>
+        <w:t>在这帝国危机存亡之秋，乌拉帝国开发署受命继续向外扩展，以转移矛盾并满足皇室无尽的欲望，其中一支舰队到达了被称为边缘世界的星球，掌管舰队的乌拉帝国行星封锁机关向这片未至的蛮荒之地投放了第一批合成人开拓者。</w:t>
+      </w:r>
+      <w:r>
+        <w:rPr>
+          <w:rFonts w:hint="eastAsia"/>
+          <w:sz w:val="21"/>
+          <w:szCs w:val="24"/>
+          <w:lang w:val="en-US" w:eastAsia="zh-CN"/>
+        </w:rPr>
+        <w:br w:type="textWrapping"/>
+      </w:r>
+      <w:r>
+        <w:rPr>
+          <w:rFonts w:hint="eastAsia"/>
+          <w:sz w:val="21"/>
+          <w:szCs w:val="24"/>
+          <w:lang w:val="en-US" w:eastAsia="zh-CN"/>
+        </w:rPr>
+        <w:t>机械乌拉的故事，将从这里开始。[img]https://steamuserimages-a.akamaihd.net/ugc/10334969912200544037/9BEF596C3A60F4CA8D3ECC2906DD441AC5906B1A/[/img]</w:t>
+      </w:r>
+    </w:p>
+    <w:p>
+      <w:pPr>
+        <w:rPr>
+          <w:rFonts w:hint="eastAsia"/>
+          <w:sz w:val="21"/>
+          <w:szCs w:val="24"/>
+          <w:lang w:val="en-US" w:eastAsia="zh-CN"/>
+        </w:rPr>
+      </w:pPr>
+      <w:r>
+        <w:rPr>
+          <w:rFonts w:hint="eastAsia"/>
+          <w:sz w:val="21"/>
+          <w:szCs w:val="24"/>
+          <w:lang w:val="en-US" w:eastAsia="zh-CN"/>
+        </w:rPr>
+        <w:t>[h3]舰队支援[/h3] 乌拉帝国是九天之上的霸主，她们可以召唤舰队，通过指挥舰炮和航空队，将棘手的敌人化为齑粉</w:t>
+      </w:r>
+      <w:r>
+        <w:rPr>
+          <w:rFonts w:hint="eastAsia"/>
+          <w:sz w:val="21"/>
+          <w:szCs w:val="24"/>
+          <w:lang w:val="en-US" w:eastAsia="zh-CN"/>
+        </w:rPr>
+        <w:br w:type="textWrapping"/>
+      </w:r>
+      <w:r>
+        <w:rPr>
+          <w:rFonts w:hint="eastAsia"/>
+          <w:sz w:val="21"/>
+          <w:szCs w:val="24"/>
+          <w:lang w:val="en-US" w:eastAsia="zh-CN"/>
+        </w:rPr>
+        <w:t>[h3]机械洪流[/h3] 精锐的乌拉帝国机械其在地面推进的依仗，下至功能繁多的猫猫机械体，上至外壳火炮林立的陆行舰，这些不需要监管者指挥的机械体将如排山倒海之势击碎抵抗</w:t>
+      </w:r>
+      <w:r>
+        <w:rPr>
+          <w:rFonts w:hint="eastAsia"/>
+          <w:sz w:val="21"/>
+          <w:szCs w:val="24"/>
+          <w:lang w:val="en-US" w:eastAsia="zh-CN"/>
+        </w:rPr>
+        <w:br w:type="textWrapping"/>
+      </w:r>
+      <w:r>
+        <w:rPr>
+          <w:rFonts w:hint="eastAsia"/>
+          <w:sz w:val="21"/>
+          <w:szCs w:val="24"/>
+          <w:lang w:val="en-US" w:eastAsia="zh-CN"/>
+        </w:rPr>
+        <w:t>[h3]空投阵线[/h3] 乌拉帝国可以将建筑通过空投的方式快速投送到指定地点，即使是坚如磐石的阵地也能在瞬息间完成，立刻化为敌人无法逾越的萧墙</w:t>
+      </w:r>
+      <w:r>
+        <w:rPr>
+          <w:rFonts w:hint="eastAsia"/>
+          <w:sz w:val="21"/>
+          <w:szCs w:val="24"/>
+          <w:lang w:val="en-US" w:eastAsia="zh-CN"/>
+        </w:rPr>
+        <w:br w:type="textWrapping"/>
+      </w:r>
+      <w:r>
+        <w:rPr>
+          <w:rFonts w:hint="eastAsia"/>
+          <w:sz w:val="21"/>
+          <w:szCs w:val="24"/>
+          <w:lang w:val="en-US" w:eastAsia="zh-CN"/>
+        </w:rPr>
+        <w:t>[h3]合成之躯[/h3] 乌拉帝国的合成人无需睡觉、进食，免疫火焰、毒气和疾病，仅需要充电和维护，并且可以在受到伤害后快速恢复[img]https://steamuserimages-a.akamaihd.net/ugc/10369988413201432148/43DE4801D0A0E9A30A3F77BAE930C7F694261598/[/img]</w:t>
+      </w:r>
+    </w:p>
+    <w:p>
+      <w:pPr>
+        <w:rPr>
+          <w:rFonts w:hint="eastAsia"/>
+          <w:sz w:val="21"/>
+          <w:szCs w:val="24"/>
+          <w:lang w:val="en-US" w:eastAsia="zh-CN"/>
+        </w:rPr>
+      </w:pPr>
+      <w:r>
+        <w:rPr>
+          <w:rFonts w:hint="eastAsia"/>
+          <w:sz w:val="21"/>
+          <w:szCs w:val="24"/>
+          <w:lang w:val="en-US" w:eastAsia="zh-CN"/>
+        </w:rPr>
+        <w:t>添加了数十种武器，分为爆炸系、动能系和激光系，可以用于应付不同的敌人，并具有其各自的特色，通过向舰队下达订单来生产它们。</w:t>
+      </w:r>
+      <w:r>
+        <w:rPr>
+          <w:rFonts w:hint="eastAsia"/>
+          <w:sz w:val="21"/>
+          <w:szCs w:val="24"/>
+          <w:lang w:val="en-US" w:eastAsia="zh-CN"/>
+        </w:rPr>
+        <w:br w:type="textWrapping"/>
+      </w:r>
+      <w:r>
+        <w:rPr>
+          <w:rFonts w:hint="eastAsia"/>
+          <w:sz w:val="21"/>
+          <w:szCs w:val="24"/>
+          <w:lang w:val="en-US" w:eastAsia="zh-CN"/>
+        </w:rPr>
+        <w:t>初步的任务线——接受上司的审查，完成任务以推进殖民地等级，获得更多强力支援。</w:t>
+      </w:r>
+      <w:r>
+        <w:rPr>
+          <w:rFonts w:hint="eastAsia"/>
+          <w:sz w:val="21"/>
+          <w:szCs w:val="24"/>
+          <w:lang w:val="en-US" w:eastAsia="zh-CN"/>
+        </w:rPr>
+        <w:br w:type="textWrapping"/>
+      </w:r>
+      <w:r>
+        <w:rPr>
+          <w:rFonts w:hint="eastAsia"/>
+          <w:sz w:val="21"/>
+          <w:szCs w:val="24"/>
+          <w:lang w:val="en-US" w:eastAsia="zh-CN"/>
+        </w:rPr>
+        <w:t>特色穿梭机、区域传送、反射盾，以及其他林林总总没有介绍的东西。</w:t>
+      </w:r>
+    </w:p>
+    <w:p>
+      <w:pPr>
+        <w:rPr>
+          <w:rFonts w:hint="eastAsia"/>
+          <w:sz w:val="21"/>
+          <w:szCs w:val="24"/>
+          <w:lang w:val="en-US" w:eastAsia="zh-CN"/>
+        </w:rPr>
+      </w:pPr>
+    </w:p>
+    <w:p>
+      <w:pPr>
+        <w:rPr>
+          <w:rFonts w:hint="eastAsia"/>
+          <w:sz w:val="21"/>
+          <w:szCs w:val="24"/>
+          <w:lang w:val="en-US" w:eastAsia="zh-CN"/>
+        </w:rPr>
+      </w:pPr>
+    </w:p>
+    <w:p>
+      <w:pPr>
+        <w:rPr>
+          <w:rFonts w:hint="default"/>
+          <w:sz w:val="21"/>
+          <w:szCs w:val="24"/>
+          <w:lang w:val="en-US" w:eastAsia="zh-CN"/>
+        </w:rPr>
+      </w:pPr>
+      <w:r>
+        <w:rPr>
+          <w:rFonts w:hint="eastAsia"/>
+          <w:sz w:val="21"/>
+          <w:szCs w:val="24"/>
+          <w:lang w:val="en-US" w:eastAsia="zh-CN"/>
+        </w:rPr>
+        <w:t>[spoiler]❤打开Bilibili，关注乌拉の帝国，关注乌拉の帝国谢谢喵❤[/spoiler]</w:t>
+      </w:r>
     </w:p>
     <w:sectPr>
       <w:pgSz w:w="11906" w:h="16838"/>

--- a/美术与文本源文件/V2宣传截图/新建 DOCX 文档.docx
+++ b/美术与文本源文件/V2宣传截图/新建 DOCX 文档.docx
@@ -1961,153 +1961,722 @@
           <w:szCs w:val="24"/>
           <w:lang w:val="en-US" w:eastAsia="zh-CN"/>
         </w:rPr>
-        <w:br w:type="textWrapping"/>
-      </w:r>
-    </w:p>
-    <w:p>
-      <w:pPr>
-        <w:rPr>
-          <w:rFonts w:hint="default"/>
-          <w:sz w:val="21"/>
-          <w:szCs w:val="24"/>
-          <w:lang w:val="en-US" w:eastAsia="zh-CN"/>
-        </w:rPr>
-      </w:pPr>
-      <w:r>
-        <w:rPr>
-          <w:rFonts w:hint="eastAsia"/>
-          <w:sz w:val="21"/>
-          <w:szCs w:val="24"/>
-          <w:lang w:val="en-US" w:eastAsia="zh-CN"/>
-        </w:rPr>
-        <w:br w:type="textWrapping"/>
-      </w:r>
-      <w:r>
-        <w:rPr>
-          <w:rFonts w:hint="eastAsia"/>
-          <w:sz w:val="21"/>
-          <w:szCs w:val="24"/>
-          <w:lang w:val="en-US" w:eastAsia="zh-CN"/>
-        </w:rPr>
-        <w:t>前排提醒：</w:t>
-      </w:r>
-      <w:r>
-        <w:rPr>
-          <w:rFonts w:hint="eastAsia"/>
-          <w:sz w:val="21"/>
-          <w:szCs w:val="24"/>
-          <w:lang w:val="en-US" w:eastAsia="zh-CN"/>
-        </w:rPr>
-        <w:br w:type="textWrapping"/>
-      </w:r>
-      <w:r>
-        <w:rPr>
-          <w:rFonts w:hint="eastAsia"/>
-          <w:sz w:val="21"/>
-          <w:szCs w:val="24"/>
-          <w:lang w:val="en-US" w:eastAsia="zh-CN"/>
-        </w:rPr>
-        <w:br w:type="textWrapping"/>
-      </w:r>
-      <w:r>
-        <w:rPr>
-          <w:rFonts w:hint="eastAsia"/>
-          <w:sz w:val="21"/>
-          <w:szCs w:val="24"/>
-          <w:lang w:val="en-US" w:eastAsia="zh-CN"/>
-        </w:rPr>
-        <w:br w:type="textWrapping"/>
-      </w:r>
-      <w:r>
-        <w:rPr>
-          <w:rFonts w:hint="eastAsia"/>
-          <w:sz w:val="21"/>
-          <w:szCs w:val="24"/>
-          <w:lang w:val="en-US" w:eastAsia="zh-CN"/>
-        </w:rPr>
-        <w:t>背景故事：</w:t>
-      </w:r>
-    </w:p>
-    <w:p>
-      <w:pPr>
-        <w:rPr>
-          <w:rFonts w:hint="eastAsia"/>
-          <w:sz w:val="21"/>
-          <w:szCs w:val="24"/>
-          <w:lang w:val="en-US" w:eastAsia="zh-CN"/>
-        </w:rPr>
-      </w:pPr>
-      <w:r>
-        <w:rPr>
-          <w:rFonts w:hint="eastAsia"/>
-          <w:sz w:val="21"/>
-          <w:szCs w:val="24"/>
-          <w:lang w:val="en-US" w:eastAsia="zh-CN"/>
-        </w:rPr>
-        <w:br w:type="textWrapping"/>
-      </w:r>
-      <w:r>
-        <w:rPr>
-          <w:rFonts w:hint="eastAsia"/>
-          <w:sz w:val="21"/>
-          <w:szCs w:val="24"/>
-          <w:lang w:val="en-US" w:eastAsia="zh-CN"/>
-        </w:rPr>
-        <w:br w:type="textWrapping"/>
-      </w:r>
-      <w:r>
-        <w:rPr>
-          <w:rFonts w:hint="eastAsia"/>
-          <w:sz w:val="21"/>
-          <w:szCs w:val="24"/>
-          <w:lang w:val="en-US" w:eastAsia="zh-CN"/>
-        </w:rPr>
-        <w:t>特色内容：</w:t>
-      </w:r>
-      <w:r>
-        <w:rPr>
-          <w:rFonts w:hint="eastAsia"/>
-          <w:sz w:val="21"/>
-          <w:szCs w:val="24"/>
-          <w:lang w:val="en-US" w:eastAsia="zh-CN"/>
-        </w:rPr>
-        <w:br w:type="textWrapping"/>
-      </w:r>
-      <w:r>
-        <w:rPr>
-          <w:rFonts w:hint="eastAsia"/>
-          <w:sz w:val="21"/>
-          <w:szCs w:val="24"/>
-          <w:lang w:val="en-US" w:eastAsia="zh-CN"/>
-        </w:rPr>
-        <w:br w:type="textWrapping"/>
-      </w:r>
-      <w:r>
-        <w:rPr>
-          <w:rFonts w:hint="eastAsia"/>
-          <w:sz w:val="21"/>
-          <w:szCs w:val="24"/>
-          <w:lang w:val="en-US" w:eastAsia="zh-CN"/>
-        </w:rPr>
-        <w:br w:type="textWrapping"/>
-      </w:r>
-      <w:r>
-        <w:rPr>
-          <w:rFonts w:hint="eastAsia"/>
-          <w:sz w:val="21"/>
-          <w:szCs w:val="24"/>
-          <w:lang w:val="en-US" w:eastAsia="zh-CN"/>
-        </w:rPr>
-        <w:t>其他内容</w:t>
-      </w:r>
-      <w:r>
-        <w:rPr>
-          <w:rFonts w:hint="eastAsia"/>
-          <w:sz w:val="21"/>
-          <w:szCs w:val="24"/>
-          <w:lang w:val="en-US" w:eastAsia="zh-CN"/>
-        </w:rPr>
-        <w:br w:type="textWrapping"/>
+        <w:t>[h1]This mod shares the same name and world setting as the Stellaris mod "ula Fallen Empire".</w:t>
+      </w:r>
+    </w:p>
+    <w:p>
+      <w:pPr>
+        <w:rPr>
+          <w:rFonts w:hint="eastAsia"/>
+          <w:sz w:val="21"/>
+          <w:szCs w:val="24"/>
+          <w:lang w:val="en-US" w:eastAsia="zh-CN"/>
+        </w:rPr>
+      </w:pPr>
+    </w:p>
+    <w:p>
+      <w:pPr>
+        <w:rPr>
+          <w:rFonts w:hint="eastAsia"/>
+          <w:sz w:val="21"/>
+          <w:szCs w:val="24"/>
+          <w:lang w:val="en-US" w:eastAsia="zh-CN"/>
+        </w:rPr>
+      </w:pPr>
+      <w:r>
+        <w:rPr>
+          <w:rFonts w:hint="eastAsia"/>
+          <w:sz w:val="21"/>
+          <w:szCs w:val="24"/>
+          <w:lang w:val="en-US" w:eastAsia="zh-CN"/>
+        </w:rPr>
+        <w:t>No Engilsh Translate Yet.[/h1]</w:t>
+      </w:r>
+    </w:p>
+    <w:p>
+      <w:pPr>
+        <w:rPr>
+          <w:rFonts w:hint="eastAsia"/>
+          <w:sz w:val="21"/>
+          <w:szCs w:val="24"/>
+          <w:lang w:val="en-US" w:eastAsia="zh-CN"/>
+        </w:rPr>
+      </w:pPr>
+    </w:p>
+    <w:p>
+      <w:pPr>
+        <w:rPr>
+          <w:rFonts w:hint="eastAsia"/>
+          <w:sz w:val="21"/>
+          <w:szCs w:val="24"/>
+          <w:lang w:val="en-US" w:eastAsia="zh-CN"/>
+        </w:rPr>
+      </w:pPr>
+      <w:r>
+        <w:rPr>
+          <w:rFonts w:hint="eastAsia"/>
+          <w:sz w:val="21"/>
+          <w:szCs w:val="24"/>
+          <w:lang w:val="en-US" w:eastAsia="zh-CN"/>
+        </w:rPr>
+        <w:t>[img]https://images.steamusercontent.com/ugc/15422131260659251851/1BFD61F09BFC63513066AF6B489BE6C85919F059/[/img]</w:t>
+      </w:r>
+    </w:p>
+    <w:p>
+      <w:pPr>
+        <w:rPr>
+          <w:rFonts w:hint="eastAsia"/>
+          <w:sz w:val="21"/>
+          <w:szCs w:val="24"/>
+          <w:lang w:val="en-US" w:eastAsia="zh-CN"/>
+        </w:rPr>
+      </w:pPr>
+    </w:p>
+    <w:p>
+      <w:pPr>
+        <w:rPr>
+          <w:rFonts w:hint="eastAsia"/>
+          <w:sz w:val="21"/>
+          <w:szCs w:val="24"/>
+          <w:lang w:val="en-US" w:eastAsia="zh-CN"/>
+        </w:rPr>
+      </w:pPr>
+      <w:r>
+        <w:rPr>
+          <w:rFonts w:hint="eastAsia"/>
+          <w:sz w:val="21"/>
+          <w:szCs w:val="24"/>
+          <w:lang w:val="en-US" w:eastAsia="zh-CN"/>
+        </w:rPr>
+        <w:t>[h2]1. This mod is a tiered over-power mod, divided into five parts: weapons and equipment, races, defensive structures, mechanoid, and fleet support. The over-power level of each part ranges from low to high. You can experience different content depending on your mod environment.</w:t>
+      </w:r>
+    </w:p>
+    <w:p>
+      <w:pPr>
+        <w:rPr>
+          <w:rFonts w:hint="eastAsia"/>
+          <w:sz w:val="21"/>
+          <w:szCs w:val="24"/>
+          <w:lang w:val="en-US" w:eastAsia="zh-CN"/>
+        </w:rPr>
+      </w:pPr>
+    </w:p>
+    <w:p>
+      <w:pPr>
+        <w:rPr>
+          <w:rFonts w:hint="eastAsia"/>
+          <w:sz w:val="21"/>
+          <w:szCs w:val="24"/>
+          <w:lang w:val="en-US" w:eastAsia="zh-CN"/>
+        </w:rPr>
+      </w:pPr>
+      <w:r>
+        <w:rPr>
+          <w:rFonts w:hint="eastAsia"/>
+          <w:sz w:val="21"/>
+          <w:szCs w:val="24"/>
+          <w:lang w:val="en-US" w:eastAsia="zh-CN"/>
+        </w:rPr>
+        <w:t>2. This mod includes some story content, but the official storyline has not yet been released and may be developed in the next cycle depending on the situation.</w:t>
+      </w:r>
+    </w:p>
+    <w:p>
+      <w:pPr>
+        <w:rPr>
+          <w:rFonts w:hint="eastAsia"/>
+          <w:sz w:val="21"/>
+          <w:szCs w:val="24"/>
+          <w:lang w:val="en-US" w:eastAsia="zh-CN"/>
+        </w:rPr>
+      </w:pPr>
+    </w:p>
+    <w:p>
+      <w:pPr>
+        <w:rPr>
+          <w:rFonts w:hint="eastAsia"/>
+          <w:sz w:val="21"/>
+          <w:szCs w:val="24"/>
+          <w:lang w:val="en-US" w:eastAsia="zh-CN"/>
+        </w:rPr>
+      </w:pPr>
+      <w:r>
+        <w:rPr>
+          <w:rFonts w:hint="eastAsia"/>
+          <w:sz w:val="21"/>
+          <w:szCs w:val="24"/>
+          <w:lang w:val="en-US" w:eastAsia="zh-CN"/>
+        </w:rPr>
+        <w:t>3. This mod is incompatible with Wula Fallen Empire V1 (the original Wula Fallen Empire) and must be used separately.</w:t>
+      </w:r>
+    </w:p>
+    <w:p>
+      <w:pPr>
+        <w:rPr>
+          <w:rFonts w:hint="eastAsia"/>
+          <w:sz w:val="21"/>
+          <w:szCs w:val="24"/>
+          <w:lang w:val="en-US" w:eastAsia="zh-CN"/>
+        </w:rPr>
+      </w:pPr>
+    </w:p>
+    <w:p>
+      <w:pPr>
+        <w:rPr>
+          <w:rFonts w:hint="eastAsia"/>
+          <w:sz w:val="21"/>
+          <w:szCs w:val="24"/>
+          <w:lang w:val="en-US" w:eastAsia="zh-CN"/>
+        </w:rPr>
+      </w:pPr>
+      <w:r>
+        <w:rPr>
+          <w:rFonts w:hint="eastAsia"/>
+          <w:sz w:val="21"/>
+          <w:szCs w:val="24"/>
+          <w:lang w:val="en-US" w:eastAsia="zh-CN"/>
+        </w:rPr>
+        <w:t>[/h2]</w:t>
+      </w:r>
+    </w:p>
+    <w:p>
+      <w:pPr>
+        <w:rPr>
+          <w:rFonts w:hint="eastAsia"/>
+          <w:sz w:val="21"/>
+          <w:szCs w:val="24"/>
+          <w:lang w:val="en-US" w:eastAsia="zh-CN"/>
+        </w:rPr>
+      </w:pPr>
+    </w:p>
+    <w:p>
+      <w:pPr>
+        <w:rPr>
+          <w:rFonts w:hint="eastAsia"/>
+          <w:sz w:val="21"/>
+          <w:szCs w:val="24"/>
+          <w:lang w:val="en-US" w:eastAsia="zh-CN"/>
+        </w:rPr>
+      </w:pPr>
+      <w:r>
+        <w:rPr>
+          <w:rFonts w:hint="eastAsia"/>
+          <w:sz w:val="21"/>
+          <w:szCs w:val="24"/>
+          <w:lang w:val="en-US" w:eastAsia="zh-CN"/>
+        </w:rPr>
+        <w:t>[img]https://images.steamusercontent.com/ugc/14449171899594093210/969ECF430E39BD4BC9EB5F3E67DD9D1A3A4CBD29/[/img]</w:t>
+      </w:r>
+    </w:p>
+    <w:p>
+      <w:pPr>
+        <w:rPr>
+          <w:rFonts w:hint="eastAsia"/>
+          <w:sz w:val="21"/>
+          <w:szCs w:val="24"/>
+          <w:lang w:val="en-US" w:eastAsia="zh-CN"/>
+        </w:rPr>
+      </w:pPr>
+    </w:p>
+    <w:p>
+      <w:pPr>
+        <w:rPr>
+          <w:rFonts w:hint="eastAsia"/>
+          <w:sz w:val="21"/>
+          <w:szCs w:val="24"/>
+          <w:lang w:val="en-US" w:eastAsia="zh-CN"/>
+        </w:rPr>
+      </w:pPr>
+      <w:r>
+        <w:rPr>
+          <w:rFonts w:hint="eastAsia"/>
+          <w:sz w:val="21"/>
+          <w:szCs w:val="24"/>
+          <w:lang w:val="en-US" w:eastAsia="zh-CN"/>
+        </w:rPr>
+        <w:t>[h3]Once upon a time, the glory of the Wula Empire shone upon the stars.[/h3]</w:t>
+      </w:r>
+    </w:p>
+    <w:p>
+      <w:pPr>
+        <w:rPr>
+          <w:rFonts w:hint="eastAsia"/>
+          <w:sz w:val="21"/>
+          <w:szCs w:val="24"/>
+          <w:lang w:val="en-US" w:eastAsia="zh-CN"/>
+        </w:rPr>
+      </w:pPr>
+      <w:r>
+        <w:rPr>
+          <w:rFonts w:hint="eastAsia"/>
+          <w:sz w:val="21"/>
+          <w:szCs w:val="24"/>
+          <w:lang w:val="en-US" w:eastAsia="zh-CN"/>
+        </w:rPr>
+        <w:t>Long before humanity's ancestors tumbled in the primordial soup, the distant galactic overlord—the Wula Empire—had already begun its outward expansion. One after another, countless planets burned under the imperial fleet's cannon fire, and alien foes submitted. The First Emperor, through ruthless means, established a great regime later known as the Fallen Empire.</w:t>
+      </w:r>
+    </w:p>
+    <w:p>
+      <w:pPr>
+        <w:rPr>
+          <w:rFonts w:hint="eastAsia"/>
+          <w:sz w:val="21"/>
+          <w:szCs w:val="24"/>
+          <w:lang w:val="en-US" w:eastAsia="zh-CN"/>
+        </w:rPr>
+      </w:pPr>
+    </w:p>
+    <w:p>
+      <w:pPr>
+        <w:rPr>
+          <w:rFonts w:hint="eastAsia"/>
+          <w:sz w:val="21"/>
+          <w:szCs w:val="24"/>
+          <w:lang w:val="en-US" w:eastAsia="zh-CN"/>
+        </w:rPr>
+      </w:pPr>
+      <w:r>
+        <w:rPr>
+          <w:rFonts w:hint="eastAsia"/>
+          <w:sz w:val="21"/>
+          <w:szCs w:val="24"/>
+          <w:lang w:val="en-US" w:eastAsia="zh-CN"/>
+        </w:rPr>
+        <w:t>However, imperial glory is not eternal. Factions rife within the court, and interest groups attacked each other in the shadow of the royal family. Rebellions by enslaved alien races and anti-emperor figures led to widespread internal strife, and the Wula Empire was rapidly sliding towards its inevitable demise.</w:t>
+      </w:r>
+    </w:p>
+    <w:p>
+      <w:pPr>
+        <w:rPr>
+          <w:rFonts w:hint="eastAsia"/>
+          <w:sz w:val="21"/>
+          <w:szCs w:val="24"/>
+          <w:lang w:val="en-US" w:eastAsia="zh-CN"/>
+        </w:rPr>
+      </w:pPr>
+    </w:p>
+    <w:p>
+      <w:pPr>
+        <w:rPr>
+          <w:rFonts w:hint="eastAsia"/>
+          <w:sz w:val="21"/>
+          <w:szCs w:val="24"/>
+          <w:lang w:val="en-US" w:eastAsia="zh-CN"/>
+        </w:rPr>
+      </w:pPr>
+      <w:r>
+        <w:rPr>
+          <w:rFonts w:hint="eastAsia"/>
+          <w:sz w:val="21"/>
+          <w:szCs w:val="24"/>
+          <w:lang w:val="en-US" w:eastAsia="zh-CN"/>
+        </w:rPr>
+        <w:t>In this critical moment of imperial crisis, the Wula Empire's Development Agency was ordered to continue its outward expansion to divert attention from internal conflicts and satisfy the royal family's insatiable desires. One fleet reached a planet known as the Edge World, and the Wula Empire's Planetary Blockade Agency, which controlled the fleet, deployed the first synthetic pioneers to this uncharted wilderness.</w:t>
+      </w:r>
+    </w:p>
+    <w:p>
+      <w:pPr>
+        <w:rPr>
+          <w:rFonts w:hint="eastAsia"/>
+          <w:sz w:val="21"/>
+          <w:szCs w:val="24"/>
+          <w:lang w:val="en-US" w:eastAsia="zh-CN"/>
+        </w:rPr>
+      </w:pPr>
+    </w:p>
+    <w:p>
+      <w:pPr>
+        <w:rPr>
+          <w:rFonts w:hint="eastAsia"/>
+          <w:sz w:val="21"/>
+          <w:szCs w:val="24"/>
+          <w:lang w:val="en-US" w:eastAsia="zh-CN"/>
+        </w:rPr>
+      </w:pPr>
+      <w:r>
+        <w:rPr>
+          <w:rFonts w:hint="eastAsia"/>
+          <w:sz w:val="21"/>
+          <w:szCs w:val="24"/>
+          <w:lang w:val="en-US" w:eastAsia="zh-CN"/>
+        </w:rPr>
+        <w:t>The story of Mechanical Ula begins here.</w:t>
+      </w:r>
+    </w:p>
+    <w:p>
+      <w:pPr>
+        <w:rPr>
+          <w:rFonts w:hint="eastAsia"/>
+          <w:sz w:val="21"/>
+          <w:szCs w:val="24"/>
+          <w:lang w:val="en-US" w:eastAsia="zh-CN"/>
+        </w:rPr>
+      </w:pPr>
+    </w:p>
+    <w:p>
+      <w:pPr>
+        <w:rPr>
+          <w:rFonts w:hint="eastAsia"/>
+          <w:sz w:val="21"/>
+          <w:szCs w:val="24"/>
+          <w:lang w:val="en-US" w:eastAsia="zh-CN"/>
+        </w:rPr>
+      </w:pPr>
+      <w:r>
+        <w:rPr>
+          <w:rFonts w:hint="eastAsia"/>
+          <w:sz w:val="21"/>
+          <w:szCs w:val="24"/>
+          <w:lang w:val="en-US" w:eastAsia="zh-CN"/>
+        </w:rPr>
+        <w:t>[img]https://images.steamusercontent.com/ugc/14764992555724020908/495A6929001527FAA26F51ADBC44DA4A59C88EB5/[/img]</w:t>
+      </w:r>
+    </w:p>
+    <w:p>
+      <w:pPr>
+        <w:rPr>
+          <w:rFonts w:hint="eastAsia"/>
+          <w:sz w:val="21"/>
+          <w:szCs w:val="24"/>
+          <w:lang w:val="en-US" w:eastAsia="zh-CN"/>
+        </w:rPr>
+      </w:pPr>
+    </w:p>
+    <w:p>
+      <w:pPr>
+        <w:rPr>
+          <w:rFonts w:hint="eastAsia"/>
+          <w:sz w:val="21"/>
+          <w:szCs w:val="24"/>
+          <w:lang w:val="en-US" w:eastAsia="zh-CN"/>
+        </w:rPr>
+      </w:pPr>
+      <w:r>
+        <w:rPr>
+          <w:rFonts w:hint="eastAsia"/>
+          <w:sz w:val="21"/>
+          <w:szCs w:val="24"/>
+          <w:lang w:val="en-US" w:eastAsia="zh-CN"/>
+        </w:rPr>
+        <w:t>[h3]Fleet Support[/h3] The Empire is the overlord of the heavens. They can summon fleets and, by commanding naval cannons and air squadrons, reduce troublesome enemies to dust.</w:t>
+      </w:r>
+    </w:p>
+    <w:p>
+      <w:pPr>
+        <w:rPr>
+          <w:rFonts w:hint="eastAsia"/>
+          <w:sz w:val="21"/>
+          <w:szCs w:val="24"/>
+          <w:lang w:val="en-US" w:eastAsia="zh-CN"/>
+        </w:rPr>
+      </w:pPr>
+    </w:p>
+    <w:p>
+      <w:pPr>
+        <w:rPr>
+          <w:rFonts w:hint="eastAsia"/>
+          <w:sz w:val="21"/>
+          <w:szCs w:val="24"/>
+          <w:lang w:val="en-US" w:eastAsia="zh-CN"/>
+        </w:rPr>
+      </w:pPr>
+      <w:r>
+        <w:rPr>
+          <w:rFonts w:hint="eastAsia"/>
+          <w:sz w:val="21"/>
+          <w:szCs w:val="24"/>
+          <w:lang w:val="en-US" w:eastAsia="zh-CN"/>
+        </w:rPr>
+        <w:t>[img]https://images.steamusercontent.com/ugc/15317518036026309538/FF83B12B57E0B2FBC78AD557A9E0A9DDD86EA64A/[/img]</w:t>
+      </w:r>
+    </w:p>
+    <w:p>
+      <w:pPr>
+        <w:rPr>
+          <w:rFonts w:hint="eastAsia"/>
+          <w:sz w:val="21"/>
+          <w:szCs w:val="24"/>
+          <w:lang w:val="en-US" w:eastAsia="zh-CN"/>
+        </w:rPr>
+      </w:pPr>
+    </w:p>
+    <w:p>
+      <w:pPr>
+        <w:rPr>
+          <w:rFonts w:hint="eastAsia"/>
+          <w:sz w:val="21"/>
+          <w:szCs w:val="24"/>
+          <w:lang w:val="en-US" w:eastAsia="zh-CN"/>
+        </w:rPr>
+      </w:pPr>
+      <w:r>
+        <w:rPr>
+          <w:rFonts w:hint="eastAsia"/>
+          <w:sz w:val="21"/>
+          <w:szCs w:val="24"/>
+          <w:lang w:val="en-US" w:eastAsia="zh-CN"/>
+        </w:rPr>
+        <w:t>[h3]Mechanical Torrent[/h3] The elite Empire's mechs are its mainstay for ground operations. From the multifunctional cat-like mechs to the land-based warships with their cannons, these machines, operating without the need for a supervisor's command, will crush resistance like a tidal wave.</w:t>
+      </w:r>
+    </w:p>
+    <w:p>
+      <w:pPr>
+        <w:rPr>
+          <w:rFonts w:hint="eastAsia"/>
+          <w:sz w:val="21"/>
+          <w:szCs w:val="24"/>
+          <w:lang w:val="en-US" w:eastAsia="zh-CN"/>
+        </w:rPr>
+      </w:pPr>
+    </w:p>
+    <w:p>
+      <w:pPr>
+        <w:rPr>
+          <w:rFonts w:hint="eastAsia"/>
+          <w:sz w:val="21"/>
+          <w:szCs w:val="24"/>
+          <w:lang w:val="en-US" w:eastAsia="zh-CN"/>
+        </w:rPr>
+      </w:pPr>
+      <w:r>
+        <w:rPr>
+          <w:rFonts w:hint="eastAsia"/>
+          <w:sz w:val="21"/>
+          <w:szCs w:val="24"/>
+          <w:lang w:val="en-US" w:eastAsia="zh-CN"/>
+        </w:rPr>
+        <w:t>[img]https://images.steamusercontent.com/ugc/14348264815631503238/94F74A47EB3A9047D65FEEC7AD7EAC0594781C1B/[/img]</w:t>
+      </w:r>
+    </w:p>
+    <w:p>
+      <w:pPr>
+        <w:rPr>
+          <w:rFonts w:hint="eastAsia"/>
+          <w:sz w:val="21"/>
+          <w:szCs w:val="24"/>
+          <w:lang w:val="en-US" w:eastAsia="zh-CN"/>
+        </w:rPr>
+      </w:pPr>
+    </w:p>
+    <w:p>
+      <w:pPr>
+        <w:rPr>
+          <w:rFonts w:hint="eastAsia"/>
+          <w:sz w:val="21"/>
+          <w:szCs w:val="24"/>
+          <w:lang w:val="en-US" w:eastAsia="zh-CN"/>
+        </w:rPr>
+      </w:pPr>
+      <w:r>
+        <w:rPr>
+          <w:rFonts w:hint="eastAsia"/>
+          <w:sz w:val="21"/>
+          <w:szCs w:val="24"/>
+          <w:lang w:val="en-US" w:eastAsia="zh-CN"/>
+        </w:rPr>
+        <w:t>[h3]Airdrop Front[/h3] The Empire can rapidly airdrop buildings to designated locations, transforming even the most impregnable fortifications into insurmountable walls in an instant.</w:t>
+      </w:r>
+    </w:p>
+    <w:p>
+      <w:pPr>
+        <w:rPr>
+          <w:rFonts w:hint="eastAsia"/>
+          <w:sz w:val="21"/>
+          <w:szCs w:val="24"/>
+          <w:lang w:val="en-US" w:eastAsia="zh-CN"/>
+        </w:rPr>
+      </w:pPr>
+    </w:p>
+    <w:p>
+      <w:pPr>
+        <w:rPr>
+          <w:rFonts w:hint="eastAsia"/>
+          <w:sz w:val="21"/>
+          <w:szCs w:val="24"/>
+          <w:lang w:val="en-US" w:eastAsia="zh-CN"/>
+        </w:rPr>
+      </w:pPr>
+      <w:r>
+        <w:rPr>
+          <w:rFonts w:hint="eastAsia"/>
+          <w:sz w:val="21"/>
+          <w:szCs w:val="24"/>
+          <w:lang w:val="en-US" w:eastAsia="zh-CN"/>
+        </w:rPr>
+        <w:t>[img]https://images.steamusercontent.com/ugc/13694330725104915346/B0E41554F25A2D78224E60D97C280FFFADBB9F43/[/img]</w:t>
+      </w:r>
+    </w:p>
+    <w:p>
+      <w:pPr>
+        <w:rPr>
+          <w:rFonts w:hint="eastAsia"/>
+          <w:sz w:val="21"/>
+          <w:szCs w:val="24"/>
+          <w:lang w:val="en-US" w:eastAsia="zh-CN"/>
+        </w:rPr>
+      </w:pPr>
+    </w:p>
+    <w:p>
+      <w:pPr>
+        <w:rPr>
+          <w:rFonts w:hint="eastAsia"/>
+          <w:sz w:val="21"/>
+          <w:szCs w:val="24"/>
+          <w:lang w:val="en-US" w:eastAsia="zh-CN"/>
+        </w:rPr>
+      </w:pPr>
+      <w:r>
+        <w:rPr>
+          <w:rFonts w:hint="eastAsia"/>
+          <w:sz w:val="21"/>
+          <w:szCs w:val="24"/>
+          <w:lang w:val="en-US" w:eastAsia="zh-CN"/>
+        </w:rPr>
+        <w:t>[h3]Synthetic Body[/h3] The synths of the Empire do not need to sleep or eat, are immune to fire, poison gas, and disease, require only charging and maintenance, and can quickly recover after taking damage.</w:t>
+      </w:r>
+    </w:p>
+    <w:p>
+      <w:pPr>
+        <w:rPr>
+          <w:rFonts w:hint="eastAsia"/>
+          <w:sz w:val="21"/>
+          <w:szCs w:val="24"/>
+          <w:lang w:val="en-US" w:eastAsia="zh-CN"/>
+        </w:rPr>
+      </w:pPr>
+    </w:p>
+    <w:p>
+      <w:pPr>
+        <w:rPr>
+          <w:rFonts w:hint="eastAsia"/>
+          <w:sz w:val="21"/>
+          <w:szCs w:val="24"/>
+          <w:lang w:val="en-US" w:eastAsia="zh-CN"/>
+        </w:rPr>
+      </w:pPr>
+      <w:r>
+        <w:rPr>
+          <w:rFonts w:hint="eastAsia"/>
+          <w:sz w:val="21"/>
+          <w:szCs w:val="24"/>
+          <w:lang w:val="en-US" w:eastAsia="zh-CN"/>
+        </w:rPr>
+        <w:t>[img]https://images.steamusercontent.com/ugc/10953305645494442451/8C1A8AA837A4881ED5DEB5A0BA839A81A6455688/[/img]</w:t>
+      </w:r>
+    </w:p>
+    <w:p>
+      <w:pPr>
+        <w:rPr>
+          <w:rFonts w:hint="eastAsia"/>
+          <w:sz w:val="21"/>
+          <w:szCs w:val="24"/>
+          <w:lang w:val="en-US" w:eastAsia="zh-CN"/>
+        </w:rPr>
+      </w:pPr>
+    </w:p>
+    <w:p>
+      <w:pPr>
+        <w:rPr>
+          <w:rFonts w:hint="eastAsia"/>
+          <w:sz w:val="21"/>
+          <w:szCs w:val="24"/>
+          <w:lang w:val="en-US" w:eastAsia="zh-CN"/>
+        </w:rPr>
+      </w:pPr>
+      <w:r>
+        <w:rPr>
+          <w:rFonts w:hint="eastAsia"/>
+          <w:sz w:val="21"/>
+          <w:szCs w:val="24"/>
+          <w:lang w:val="en-US" w:eastAsia="zh-CN"/>
+        </w:rPr>
+        <w:t>[img]https://images.steamusercontent.com/ugc/12595789094875636558/7C41001AB5E9D8A4BC586212E0386E7420E22517/[/img]</w:t>
+      </w:r>
+    </w:p>
+    <w:p>
+      <w:pPr>
+        <w:rPr>
+          <w:rFonts w:hint="eastAsia"/>
+          <w:sz w:val="21"/>
+          <w:szCs w:val="24"/>
+          <w:lang w:val="en-US" w:eastAsia="zh-CN"/>
+        </w:rPr>
+      </w:pPr>
+    </w:p>
+    <w:p>
+      <w:pPr>
+        <w:rPr>
+          <w:rFonts w:hint="eastAsia"/>
+          <w:sz w:val="21"/>
+          <w:szCs w:val="24"/>
+          <w:lang w:val="en-US" w:eastAsia="zh-CN"/>
+        </w:rPr>
+      </w:pPr>
+      <w:r>
+        <w:rPr>
+          <w:rFonts w:hint="eastAsia"/>
+          <w:sz w:val="21"/>
+          <w:szCs w:val="24"/>
+          <w:lang w:val="en-US" w:eastAsia="zh-CN"/>
+        </w:rPr>
+        <w:t>Dozens of weapons have been added, categorized into explosive, kinetic, and laser types, each with its own unique characteristics, and can be produced by placing orders with the fleet.</w:t>
+      </w:r>
+    </w:p>
+    <w:p>
+      <w:pPr>
+        <w:rPr>
+          <w:rFonts w:hint="eastAsia"/>
+          <w:sz w:val="21"/>
+          <w:szCs w:val="24"/>
+          <w:lang w:val="en-US" w:eastAsia="zh-CN"/>
+        </w:rPr>
+      </w:pPr>
+    </w:p>
+    <w:p>
+      <w:pPr>
+        <w:rPr>
+          <w:rFonts w:hint="eastAsia"/>
+          <w:sz w:val="21"/>
+          <w:szCs w:val="24"/>
+          <w:lang w:val="en-US" w:eastAsia="zh-CN"/>
+        </w:rPr>
+      </w:pPr>
+      <w:r>
+        <w:rPr>
+          <w:rFonts w:hint="eastAsia"/>
+          <w:sz w:val="21"/>
+          <w:szCs w:val="24"/>
+          <w:lang w:val="en-US" w:eastAsia="zh-CN"/>
+        </w:rPr>
+        <w:t>[img]https://images.steamusercontent.com/ugc/10681919794532326092/A8472EDFE375247F25E34F73971B6C75B0597A13/[/img] Initial questline—Accept your superior's review, complete tasks to advance your colony level, and gain more powerful support.</w:t>
+      </w:r>
+    </w:p>
+    <w:p>
+      <w:pPr>
+        <w:rPr>
+          <w:rFonts w:hint="eastAsia"/>
+          <w:sz w:val="21"/>
+          <w:szCs w:val="24"/>
+          <w:lang w:val="en-US" w:eastAsia="zh-CN"/>
+        </w:rPr>
+      </w:pPr>
+    </w:p>
+    <w:p>
+      <w:pPr>
+        <w:rPr>
+          <w:rFonts w:hint="eastAsia"/>
+          <w:sz w:val="21"/>
+          <w:szCs w:val="24"/>
+          <w:lang w:val="en-US" w:eastAsia="zh-CN"/>
+        </w:rPr>
+      </w:pPr>
+      <w:r>
+        <w:rPr>
+          <w:rFonts w:hint="eastAsia"/>
+          <w:sz w:val="21"/>
+          <w:szCs w:val="24"/>
+          <w:lang w:val="en-US" w:eastAsia="zh-CN"/>
+        </w:rPr>
+        <w:t>[img]https://images.steamusercontent.com/ugc/16342782815720717162/2B1367E9430302204C12E6499955AA4CAD38283E/[/img] Unique features include shuttles, area teleportation, reflective shields, and many other things not described here.</w:t>
       </w:r>
     </w:p>
     <w:p>
@@ -2127,103 +2696,124 @@
           <w:lang w:val="en-US" w:eastAsia="zh-CN"/>
         </w:rPr>
         <w:br w:type="page"/>
+      </w:r>
+    </w:p>
+    <w:p>
+      <w:pPr>
+        <w:rPr>
+          <w:rFonts w:hint="eastAsia"/>
+          <w:sz w:val="21"/>
+          <w:szCs w:val="24"/>
+          <w:lang w:val="en-US" w:eastAsia="zh-CN"/>
+        </w:rPr>
+      </w:pPr>
+      <w:r>
+        <w:rPr>
+          <w:rFonts w:hint="eastAsia"/>
+          <w:sz w:val="21"/>
+          <w:szCs w:val="24"/>
+          <w:lang w:val="en-US" w:eastAsia="zh-CN"/>
+        </w:rPr>
+        <w:t>[h1]该mod与群星（Stellaris）的mod《堕落乌拉帝国》同名同世界观。</w:t>
+      </w:r>
+    </w:p>
+    <w:p>
+      <w:pPr>
+        <w:rPr>
+          <w:rFonts w:hint="eastAsia"/>
+          <w:sz w:val="21"/>
+          <w:szCs w:val="24"/>
+          <w:lang w:val="en-US" w:eastAsia="zh-CN"/>
+        </w:rPr>
+      </w:pPr>
+      <w:r>
+        <w:rPr>
+          <w:rFonts w:hint="eastAsia"/>
+          <w:sz w:val="21"/>
+          <w:szCs w:val="24"/>
+          <w:lang w:val="en-US" w:eastAsia="zh-CN"/>
+        </w:rPr>
+        <w:t>QQ群 776288478，有问题进来优先反馈优先解答[/h1]</w:t>
+      </w:r>
+    </w:p>
+    <w:p>
+      <w:pPr>
+        <w:rPr>
+          <w:rFonts w:hint="eastAsia"/>
+          <w:sz w:val="21"/>
+          <w:szCs w:val="24"/>
+          <w:lang w:val="en-US" w:eastAsia="zh-CN"/>
+        </w:rPr>
+      </w:pPr>
+    </w:p>
+    <w:p>
+      <w:pPr>
+        <w:rPr>
+          <w:rFonts w:hint="eastAsia"/>
+          <w:sz w:val="21"/>
+          <w:szCs w:val="24"/>
+          <w:lang w:val="en-US" w:eastAsia="zh-CN"/>
+        </w:rPr>
+      </w:pPr>
+      <w:r>
+        <w:rPr>
+          <w:rFonts w:hint="eastAsia"/>
+          <w:sz w:val="21"/>
+          <w:szCs w:val="24"/>
+          <w:lang w:val="en-US" w:eastAsia="zh-CN"/>
+        </w:rPr>
+        <w:t>[img]https://images.steamusercontent.com/ugc/15422131260659251851/1BFD61F09BFC63513066AF6B489BE6C85919F059/[/img]</w:t>
+      </w:r>
+    </w:p>
+    <w:p>
+      <w:pPr>
+        <w:rPr>
+          <w:rFonts w:hint="eastAsia"/>
+          <w:sz w:val="21"/>
+          <w:szCs w:val="24"/>
+          <w:lang w:val="en-US" w:eastAsia="zh-CN"/>
+        </w:rPr>
+      </w:pPr>
+    </w:p>
+    <w:p>
+      <w:pPr>
+        <w:rPr>
+          <w:rFonts w:hint="eastAsia"/>
+          <w:sz w:val="21"/>
+          <w:szCs w:val="24"/>
+          <w:lang w:val="en-US" w:eastAsia="zh-CN"/>
+        </w:rPr>
+      </w:pPr>
+      <w:r>
+        <w:rPr>
+          <w:rFonts w:hint="eastAsia"/>
+          <w:sz w:val="21"/>
+          <w:szCs w:val="24"/>
+          <w:lang w:val="en-US" w:eastAsia="zh-CN"/>
+        </w:rPr>
+        <w:t>[h2]1.这个mod是一个梯度性正义mod，分为武器装备、种族、防御设施、机械体和舰队支援五大部分，各个部分正义度从低到高，你可以根据你的环境酌情体验部分内容。如果想要得见乌拉帝国的全力，则需要把市面上的负正义mod打上，否则</w:t>
       </w:r>
       <w:bookmarkStart w:id="0" w:name="_GoBack"/>
       <w:bookmarkEnd w:id="0"/>
-    </w:p>
-    <w:p>
-      <w:pPr>
-        <w:rPr>
-          <w:rFonts w:hint="eastAsia"/>
-          <w:sz w:val="21"/>
-          <w:szCs w:val="24"/>
-          <w:lang w:val="en-US" w:eastAsia="zh-CN"/>
-        </w:rPr>
-      </w:pPr>
-      <w:r>
-        <w:rPr>
-          <w:rFonts w:hint="eastAsia"/>
-          <w:sz w:val="21"/>
-          <w:szCs w:val="24"/>
-          <w:lang w:val="en-US" w:eastAsia="zh-CN"/>
-        </w:rPr>
-        <w:br w:type="textWrapping"/>
-      </w:r>
-      <w:r>
-        <w:rPr>
-          <w:rFonts w:hint="eastAsia"/>
-          <w:sz w:val="21"/>
-          <w:szCs w:val="24"/>
-          <w:lang w:val="en-US" w:eastAsia="zh-CN"/>
-        </w:rPr>
-        <w:t>[h1]该mod与群星（Stellaris）的mod《堕落乌拉帝国》同名同世界观。</w:t>
-      </w:r>
-    </w:p>
-    <w:p>
-      <w:pPr>
-        <w:rPr>
-          <w:rFonts w:hint="eastAsia"/>
-          <w:sz w:val="21"/>
-          <w:szCs w:val="24"/>
-          <w:lang w:val="en-US" w:eastAsia="zh-CN"/>
-        </w:rPr>
-      </w:pPr>
-      <w:r>
-        <w:rPr>
-          <w:rFonts w:hint="eastAsia"/>
-          <w:sz w:val="21"/>
-          <w:szCs w:val="24"/>
-          <w:lang w:val="en-US" w:eastAsia="zh-CN"/>
-        </w:rPr>
-        <w:t>QQ群 776288478，有问题进来优先反馈优先解答[/h1]</w:t>
-      </w:r>
-    </w:p>
-    <w:p>
-      <w:pPr>
-        <w:rPr>
-          <w:rFonts w:hint="eastAsia"/>
-          <w:sz w:val="21"/>
-          <w:szCs w:val="24"/>
-          <w:lang w:val="en-US" w:eastAsia="zh-CN"/>
-        </w:rPr>
-      </w:pPr>
-      <w:r>
-        <w:rPr>
-          <w:rFonts w:hint="eastAsia"/>
-          <w:sz w:val="21"/>
-          <w:szCs w:val="24"/>
-          <w:lang w:val="en-US" w:eastAsia="zh-CN"/>
-        </w:rPr>
-        <w:t>[img]https://steamuserimages-a.akamaihd.net/ugc/15422131260659251851/1BFD61F09BFC63513066AF6B489BE6C85919F059/[/img]</w:t>
-      </w:r>
-    </w:p>
-    <w:p>
-      <w:pPr>
-        <w:rPr>
-          <w:rFonts w:hint="eastAsia"/>
-          <w:sz w:val="21"/>
-          <w:szCs w:val="24"/>
-          <w:lang w:val="en-US" w:eastAsia="zh-CN"/>
-        </w:rPr>
-      </w:pPr>
-      <w:r>
-        <w:rPr>
-          <w:rFonts w:hint="eastAsia"/>
-          <w:sz w:val="21"/>
-          <w:szCs w:val="24"/>
-          <w:lang w:val="en-US" w:eastAsia="zh-CN"/>
-        </w:rPr>
-        <w:t>[h2]1.这个mod是一个梯度性正义mod，分为武器装备、种族、防御设施、机械体和舰队支援五大部分，各个部分正义度从低到高，你可以根据你的环境酌情体验部分内容。如果想要得见乌拉帝国的全力，则需要把市面上的负正义mod打上，否则将会感到乏味。</w:t>
-      </w:r>
-      <w:r>
-        <w:rPr>
-          <w:rFonts w:hint="eastAsia"/>
-          <w:sz w:val="21"/>
-          <w:szCs w:val="24"/>
-          <w:lang w:val="en-US" w:eastAsia="zh-CN"/>
-        </w:rPr>
-        <w:br w:type="textWrapping"/>
-      </w:r>
+      <w:r>
+        <w:rPr>
+          <w:rFonts w:hint="eastAsia"/>
+          <w:sz w:val="21"/>
+          <w:szCs w:val="24"/>
+          <w:lang w:val="en-US" w:eastAsia="zh-CN"/>
+        </w:rPr>
+        <w:t>将会感到乏味。</w:t>
+      </w:r>
+    </w:p>
+    <w:p>
+      <w:pPr>
+        <w:rPr>
+          <w:rFonts w:hint="eastAsia"/>
+          <w:sz w:val="21"/>
+          <w:szCs w:val="24"/>
+          <w:lang w:val="en-US" w:eastAsia="zh-CN"/>
+        </w:rPr>
+      </w:pPr>
       <w:r>
         <w:rPr>
           <w:rFonts w:hint="eastAsia"/>
@@ -2233,15 +2823,16 @@
         </w:rPr>
         <w:t>2.这个mod带有一些剧情，但是正式的故事线尚未推出，可能会视情况放到下一个周期进行开发</w:t>
       </w:r>
-      <w:r>
-        <w:rPr>
-          <w:rFonts w:hint="eastAsia"/>
-          <w:sz w:val="21"/>
-          <w:szCs w:val="24"/>
-          <w:lang w:val="en-US" w:eastAsia="zh-CN"/>
-        </w:rPr>
-        <w:br w:type="textWrapping"/>
-      </w:r>
+    </w:p>
+    <w:p>
+      <w:pPr>
+        <w:rPr>
+          <w:rFonts w:hint="eastAsia"/>
+          <w:sz w:val="21"/>
+          <w:szCs w:val="24"/>
+          <w:lang w:val="en-US" w:eastAsia="zh-CN"/>
+        </w:rPr>
+      </w:pPr>
       <w:r>
         <w:rPr>
           <w:rFonts w:hint="eastAsia"/>
@@ -2251,15 +2842,16 @@
         </w:rPr>
         <w:t>3.本mod和堕落乌拉帝国V1（即原有的堕落乌拉帝国）不兼容，需要分开使用</w:t>
       </w:r>
-      <w:r>
-        <w:rPr>
-          <w:rFonts w:hint="eastAsia"/>
-          <w:sz w:val="21"/>
-          <w:szCs w:val="24"/>
-          <w:lang w:val="en-US" w:eastAsia="zh-CN"/>
-        </w:rPr>
-        <w:br w:type="textWrapping"/>
-      </w:r>
+    </w:p>
+    <w:p>
+      <w:pPr>
+        <w:rPr>
+          <w:rFonts w:hint="eastAsia"/>
+          <w:sz w:val="21"/>
+          <w:szCs w:val="24"/>
+          <w:lang w:val="en-US" w:eastAsia="zh-CN"/>
+        </w:rPr>
+      </w:pPr>
       <w:r>
         <w:rPr>
           <w:rFonts w:hint="eastAsia"/>
@@ -2298,15 +2890,35 @@
           <w:lang w:val="en-US" w:eastAsia="zh-CN"/>
         </w:rPr>
       </w:pPr>
-      <w:r>
-        <w:rPr>
-          <w:rFonts w:hint="eastAsia"/>
-          <w:sz w:val="21"/>
-          <w:szCs w:val="24"/>
-          <w:lang w:val="en-US" w:eastAsia="zh-CN"/>
-        </w:rPr>
-        <w:t>[img]https://steamuserimages-a.akamaihd.net/ugc/14449171899594093210/969ECF430E39BD4BC9EB5F3E67DD9D1A3A4CBD29/[/img]</w:t>
-      </w:r>
+    </w:p>
+    <w:p>
+      <w:pPr>
+        <w:rPr>
+          <w:rFonts w:hint="eastAsia"/>
+          <w:sz w:val="21"/>
+          <w:szCs w:val="24"/>
+          <w:lang w:val="en-US" w:eastAsia="zh-CN"/>
+        </w:rPr>
+      </w:pPr>
+      <w:r>
+        <w:rPr>
+          <w:rFonts w:hint="eastAsia"/>
+          <w:sz w:val="21"/>
+          <w:szCs w:val="24"/>
+          <w:lang w:val="en-US" w:eastAsia="zh-CN"/>
+        </w:rPr>
+        <w:t>[img]https://images.steamusercontent.com/ugc/14449171899594093210/969ECF430E39BD4BC9EB5F3E67DD9D1A3A4CBD29/[/img]</w:t>
+      </w:r>
+    </w:p>
+    <w:p>
+      <w:pPr>
+        <w:rPr>
+          <w:rFonts w:hint="eastAsia"/>
+          <w:sz w:val="21"/>
+          <w:szCs w:val="24"/>
+          <w:lang w:val="en-US" w:eastAsia="zh-CN"/>
+        </w:rPr>
+      </w:pPr>
     </w:p>
     <w:p>
       <w:pPr>
@@ -2345,15 +2957,16 @@
         </w:rPr>
         <w:t>早在人类的先祖在原始汤中翻滚时，遥远边陲的星系霸主——乌拉帝国——就已经开始了向外扩张的道路。一个接着一个，无数的星球在帝国舰队的炮火下燃烧、异形宵小尽数臣服，始皇帝以铁血手段，建立了被后世称为堕落帝国的伟大政权。</w:t>
       </w:r>
-      <w:r>
-        <w:rPr>
-          <w:rFonts w:hint="eastAsia"/>
-          <w:sz w:val="21"/>
-          <w:szCs w:val="24"/>
-          <w:lang w:val="en-US" w:eastAsia="zh-CN"/>
-        </w:rPr>
-        <w:br w:type="textWrapping"/>
-      </w:r>
+    </w:p>
+    <w:p>
+      <w:pPr>
+        <w:rPr>
+          <w:rFonts w:hint="eastAsia"/>
+          <w:sz w:val="21"/>
+          <w:szCs w:val="24"/>
+          <w:lang w:val="en-US" w:eastAsia="zh-CN"/>
+        </w:rPr>
+      </w:pPr>
       <w:r>
         <w:rPr>
           <w:rFonts w:hint="eastAsia"/>
@@ -2363,15 +2976,16 @@
         </w:rPr>
         <w:t>然而，帝国荣光非万世长存，朝廷内部派系林立，在皇室的阴影中利益团体相互攻讦，受奴异族和倒皇人士的暴动导致内乱四起，乌拉帝国正在加速滑向命定之陨。</w:t>
       </w:r>
-      <w:r>
-        <w:rPr>
-          <w:rFonts w:hint="eastAsia"/>
-          <w:sz w:val="21"/>
-          <w:szCs w:val="24"/>
-          <w:lang w:val="en-US" w:eastAsia="zh-CN"/>
-        </w:rPr>
-        <w:br w:type="textWrapping"/>
-      </w:r>
+    </w:p>
+    <w:p>
+      <w:pPr>
+        <w:rPr>
+          <w:rFonts w:hint="eastAsia"/>
+          <w:sz w:val="21"/>
+          <w:szCs w:val="24"/>
+          <w:lang w:val="en-US" w:eastAsia="zh-CN"/>
+        </w:rPr>
+      </w:pPr>
       <w:r>
         <w:rPr>
           <w:rFonts w:hint="eastAsia"/>
@@ -2381,24 +2995,64 @@
         </w:rPr>
         <w:t>在这帝国危机存亡之秋，乌拉帝国开发署受命继续向外扩展，以转移矛盾并满足皇室无尽的欲望，其中一支舰队到达了被称为边缘世界的星球，掌管舰队的乌拉帝国行星封锁机关向这片未至的蛮荒之地投放了第一批合成人开拓者。</w:t>
       </w:r>
-      <w:r>
-        <w:rPr>
-          <w:rFonts w:hint="eastAsia"/>
-          <w:sz w:val="21"/>
-          <w:szCs w:val="24"/>
-          <w:lang w:val="en-US" w:eastAsia="zh-CN"/>
-        </w:rPr>
-        <w:br w:type="textWrapping"/>
-      </w:r>
-      <w:r>
-        <w:rPr>
-          <w:rFonts w:hint="eastAsia"/>
-          <w:sz w:val="21"/>
-          <w:szCs w:val="24"/>
-          <w:lang w:val="en-US" w:eastAsia="zh-CN"/>
-        </w:rPr>
-        <w:t>机械乌拉的故事，将从这里开始。[img]https://steamuserimages-a.akamaihd.net/ugc/10334969912200544037/9BEF596C3A60F4CA8D3ECC2906DD441AC5906B1A/[/img]</w:t>
-      </w:r>
+    </w:p>
+    <w:p>
+      <w:pPr>
+        <w:rPr>
+          <w:rFonts w:hint="eastAsia"/>
+          <w:sz w:val="21"/>
+          <w:szCs w:val="24"/>
+          <w:lang w:val="en-US" w:eastAsia="zh-CN"/>
+        </w:rPr>
+      </w:pPr>
+      <w:r>
+        <w:rPr>
+          <w:rFonts w:hint="eastAsia"/>
+          <w:sz w:val="21"/>
+          <w:szCs w:val="24"/>
+          <w:lang w:val="en-US" w:eastAsia="zh-CN"/>
+        </w:rPr>
+        <w:t>机械乌拉的故事，将从这里开始。</w:t>
+      </w:r>
+    </w:p>
+    <w:p>
+      <w:pPr>
+        <w:rPr>
+          <w:rFonts w:hint="eastAsia"/>
+          <w:sz w:val="21"/>
+          <w:szCs w:val="24"/>
+          <w:lang w:val="en-US" w:eastAsia="zh-CN"/>
+        </w:rPr>
+      </w:pPr>
+    </w:p>
+    <w:p>
+      <w:pPr>
+        <w:rPr>
+          <w:rFonts w:hint="eastAsia"/>
+          <w:sz w:val="21"/>
+          <w:szCs w:val="24"/>
+          <w:lang w:val="en-US" w:eastAsia="zh-CN"/>
+        </w:rPr>
+      </w:pPr>
+      <w:r>
+        <w:rPr>
+          <w:rFonts w:hint="eastAsia"/>
+          <w:sz w:val="21"/>
+          <w:szCs w:val="24"/>
+          <w:lang w:val="en-US" w:eastAsia="zh-CN"/>
+        </w:rPr>
+        <w:t>[img]https://images.steamusercontent.com/ugc/14764992555724020908/495A6929001527FAA26F51ADBC44DA4A59C88EB5/[/img]</w:t>
+      </w:r>
+    </w:p>
+    <w:p>
+      <w:pPr>
+        <w:rPr>
+          <w:rFonts w:hint="eastAsia"/>
+          <w:sz w:val="21"/>
+          <w:szCs w:val="24"/>
+          <w:lang w:val="en-US" w:eastAsia="zh-CN"/>
+        </w:rPr>
+      </w:pPr>
     </w:p>
     <w:p>
       <w:pPr>
@@ -2418,33 +3072,73 @@
         </w:rPr>
         <w:t>[h3]舰队支援[/h3] 乌拉帝国是九天之上的霸主，她们可以召唤舰队，通过指挥舰炮和航空队，将棘手的敌人化为齑粉</w:t>
       </w:r>
-      <w:r>
-        <w:rPr>
-          <w:rFonts w:hint="eastAsia"/>
-          <w:sz w:val="21"/>
-          <w:szCs w:val="24"/>
-          <w:lang w:val="en-US" w:eastAsia="zh-CN"/>
-        </w:rPr>
-        <w:br w:type="textWrapping"/>
-      </w:r>
-      <w:r>
-        <w:rPr>
-          <w:rFonts w:hint="eastAsia"/>
-          <w:sz w:val="21"/>
-          <w:szCs w:val="24"/>
-          <w:lang w:val="en-US" w:eastAsia="zh-CN"/>
-        </w:rPr>
-        <w:t>[h3]机械洪流[/h3] 精锐的乌拉帝国机械其在地面推进的依仗，下至功能繁多的猫猫机械体，上至外壳火炮林立的陆行舰，这些不需要监管者指挥的机械体将如排山倒海之势击碎抵抗</w:t>
-      </w:r>
-      <w:r>
-        <w:rPr>
-          <w:rFonts w:hint="eastAsia"/>
-          <w:sz w:val="21"/>
-          <w:szCs w:val="24"/>
-          <w:lang w:val="en-US" w:eastAsia="zh-CN"/>
-        </w:rPr>
-        <w:br w:type="textWrapping"/>
-      </w:r>
+    </w:p>
+    <w:p>
+      <w:pPr>
+        <w:rPr>
+          <w:rFonts w:hint="eastAsia"/>
+          <w:sz w:val="21"/>
+          <w:szCs w:val="24"/>
+          <w:lang w:val="en-US" w:eastAsia="zh-CN"/>
+        </w:rPr>
+      </w:pPr>
+      <w:r>
+        <w:rPr>
+          <w:rFonts w:hint="eastAsia"/>
+          <w:sz w:val="21"/>
+          <w:szCs w:val="24"/>
+          <w:lang w:val="en-US" w:eastAsia="zh-CN"/>
+        </w:rPr>
+        <w:t>[img]https://images.steamusercontent.com/ugc/15317518036026309538/FF83B12B57E0B2FBC78AD557A9E0A9DDD86EA64A/[/img]</w:t>
+      </w:r>
+    </w:p>
+    <w:p>
+      <w:pPr>
+        <w:rPr>
+          <w:rFonts w:hint="eastAsia"/>
+          <w:sz w:val="21"/>
+          <w:szCs w:val="24"/>
+          <w:lang w:val="en-US" w:eastAsia="zh-CN"/>
+        </w:rPr>
+      </w:pPr>
+      <w:r>
+        <w:rPr>
+          <w:rFonts w:hint="eastAsia"/>
+          <w:sz w:val="21"/>
+          <w:szCs w:val="24"/>
+          <w:lang w:val="en-US" w:eastAsia="zh-CN"/>
+        </w:rPr>
+        <w:t>[h3]机械洪流[/h3] 精锐的乌拉帝国机械是其在地面推进的依仗，下至功能繁多的猫猫机械体，上至外壳火炮林立的陆行舰，这些不需要监管者指挥的机械体将如排山倒海之势击碎抵抗</w:t>
+      </w:r>
+    </w:p>
+    <w:p>
+      <w:pPr>
+        <w:rPr>
+          <w:rFonts w:hint="eastAsia"/>
+          <w:sz w:val="21"/>
+          <w:szCs w:val="24"/>
+          <w:lang w:val="en-US" w:eastAsia="zh-CN"/>
+        </w:rPr>
+      </w:pPr>
+      <w:r>
+        <w:rPr>
+          <w:rFonts w:hint="eastAsia"/>
+          <w:sz w:val="21"/>
+          <w:szCs w:val="24"/>
+          <w:lang w:val="en-US" w:eastAsia="zh-CN"/>
+        </w:rPr>
+        <w:t>[img]https://images.steamusercontent.com/ugc/14348264815631503238/94F74A47EB3A9047D65FEEC7AD7EAC0594781C1B/[/img]</w:t>
+      </w:r>
+    </w:p>
+    <w:p>
+      <w:pPr>
+        <w:rPr>
+          <w:rFonts w:hint="eastAsia"/>
+          <w:sz w:val="21"/>
+          <w:szCs w:val="24"/>
+          <w:lang w:val="en-US" w:eastAsia="zh-CN"/>
+        </w:rPr>
+      </w:pPr>
       <w:r>
         <w:rPr>
           <w:rFonts w:hint="eastAsia"/>
@@ -2454,24 +3148,102 @@
         </w:rPr>
         <w:t>[h3]空投阵线[/h3] 乌拉帝国可以将建筑通过空投的方式快速投送到指定地点，即使是坚如磐石的阵地也能在瞬息间完成，立刻化为敌人无法逾越的萧墙</w:t>
       </w:r>
-      <w:r>
-        <w:rPr>
-          <w:rFonts w:hint="eastAsia"/>
-          <w:sz w:val="21"/>
-          <w:szCs w:val="24"/>
-          <w:lang w:val="en-US" w:eastAsia="zh-CN"/>
-        </w:rPr>
-        <w:br w:type="textWrapping"/>
-      </w:r>
-      <w:r>
-        <w:rPr>
-          <w:rFonts w:hint="eastAsia"/>
-          <w:sz w:val="21"/>
-          <w:szCs w:val="24"/>
-          <w:lang w:val="en-US" w:eastAsia="zh-CN"/>
-        </w:rPr>
-        <w:t>[h3]合成之躯[/h3] 乌拉帝国的合成人无需睡觉、进食，免疫火焰、毒气和疾病，仅需要充电和维护，并且可以在受到伤害后快速恢复[img]https://steamuserimages-a.akamaihd.net/ugc/10369988413201432148/43DE4801D0A0E9A30A3F77BAE930C7F694261598/[/img]</w:t>
-      </w:r>
+    </w:p>
+    <w:p>
+      <w:pPr>
+        <w:rPr>
+          <w:rFonts w:hint="eastAsia"/>
+          <w:sz w:val="21"/>
+          <w:szCs w:val="24"/>
+          <w:lang w:val="en-US" w:eastAsia="zh-CN"/>
+        </w:rPr>
+      </w:pPr>
+      <w:r>
+        <w:rPr>
+          <w:rFonts w:hint="eastAsia"/>
+          <w:sz w:val="21"/>
+          <w:szCs w:val="24"/>
+          <w:lang w:val="en-US" w:eastAsia="zh-CN"/>
+        </w:rPr>
+        <w:t>[img]https://images.steamusercontent.com/ugc/13694330725104915346/B0E41554F25A2D78224E60D97C280FFFADBB9F43/[/img]</w:t>
+      </w:r>
+    </w:p>
+    <w:p>
+      <w:pPr>
+        <w:rPr>
+          <w:rFonts w:hint="eastAsia"/>
+          <w:sz w:val="21"/>
+          <w:szCs w:val="24"/>
+          <w:lang w:val="en-US" w:eastAsia="zh-CN"/>
+        </w:rPr>
+      </w:pPr>
+      <w:r>
+        <w:rPr>
+          <w:rFonts w:hint="eastAsia"/>
+          <w:sz w:val="21"/>
+          <w:szCs w:val="24"/>
+          <w:lang w:val="en-US" w:eastAsia="zh-CN"/>
+        </w:rPr>
+        <w:t>[h3]合成之躯[/h3] 乌拉帝国的合成人无需睡觉、进食，免疫火焰、毒气和疾病，仅需要充电和维护，并且可以在受到伤害后快速恢复</w:t>
+      </w:r>
+    </w:p>
+    <w:p>
+      <w:pPr>
+        <w:rPr>
+          <w:rFonts w:hint="eastAsia"/>
+          <w:sz w:val="21"/>
+          <w:szCs w:val="24"/>
+          <w:lang w:val="en-US" w:eastAsia="zh-CN"/>
+        </w:rPr>
+      </w:pPr>
+      <w:r>
+        <w:rPr>
+          <w:rFonts w:hint="eastAsia"/>
+          <w:sz w:val="21"/>
+          <w:szCs w:val="24"/>
+          <w:lang w:val="en-US" w:eastAsia="zh-CN"/>
+        </w:rPr>
+        <w:t>[img]https://images.steamusercontent.com/ugc/10953305645494442451/8C1A8AA837A4881ED5DEB5A0BA839A81A6455688/[/img]</w:t>
+      </w:r>
+    </w:p>
+    <w:p>
+      <w:pPr>
+        <w:rPr>
+          <w:rFonts w:hint="eastAsia"/>
+          <w:sz w:val="21"/>
+          <w:szCs w:val="24"/>
+          <w:lang w:val="en-US" w:eastAsia="zh-CN"/>
+        </w:rPr>
+      </w:pPr>
+    </w:p>
+    <w:p>
+      <w:pPr>
+        <w:rPr>
+          <w:rFonts w:hint="eastAsia"/>
+          <w:sz w:val="21"/>
+          <w:szCs w:val="24"/>
+          <w:lang w:val="en-US" w:eastAsia="zh-CN"/>
+        </w:rPr>
+      </w:pPr>
+      <w:r>
+        <w:rPr>
+          <w:rFonts w:hint="eastAsia"/>
+          <w:sz w:val="21"/>
+          <w:szCs w:val="24"/>
+          <w:lang w:val="en-US" w:eastAsia="zh-CN"/>
+        </w:rPr>
+        <w:t>[img]https://images.steamusercontent.com/ugc/12595789094875636558/7C41001AB5E9D8A4BC586212E0386E7420E22517/[/img]</w:t>
+      </w:r>
+    </w:p>
+    <w:p>
+      <w:pPr>
+        <w:rPr>
+          <w:rFonts w:hint="eastAsia"/>
+          <w:sz w:val="21"/>
+          <w:szCs w:val="24"/>
+          <w:lang w:val="en-US" w:eastAsia="zh-CN"/>
+        </w:rPr>
+      </w:pPr>
     </w:p>
     <w:p>
       <w:pPr>
@@ -2491,15 +3263,35 @@
         </w:rPr>
         <w:t>添加了数十种武器，分为爆炸系、动能系和激光系，可以用于应付不同的敌人，并具有其各自的特色，通过向舰队下达订单来生产它们。</w:t>
       </w:r>
-      <w:r>
-        <w:rPr>
-          <w:rFonts w:hint="eastAsia"/>
-          <w:sz w:val="21"/>
-          <w:szCs w:val="24"/>
-          <w:lang w:val="en-US" w:eastAsia="zh-CN"/>
-        </w:rPr>
-        <w:br w:type="textWrapping"/>
-      </w:r>
+    </w:p>
+    <w:p>
+      <w:pPr>
+        <w:rPr>
+          <w:rFonts w:hint="eastAsia"/>
+          <w:sz w:val="21"/>
+          <w:szCs w:val="24"/>
+          <w:lang w:val="en-US" w:eastAsia="zh-CN"/>
+        </w:rPr>
+      </w:pPr>
+      <w:r>
+        <w:rPr>
+          <w:rFonts w:hint="eastAsia"/>
+          <w:sz w:val="21"/>
+          <w:szCs w:val="24"/>
+          <w:lang w:val="en-US" w:eastAsia="zh-CN"/>
+        </w:rPr>
+        <w:t>[img]https://images.steamusercontent.com/ugc/10681919794532326092/A8472EDFE375247F25E34F73971B6C75B0597A13/[/img]</w:t>
+      </w:r>
+    </w:p>
+    <w:p>
+      <w:pPr>
+        <w:rPr>
+          <w:rFonts w:hint="eastAsia"/>
+          <w:sz w:val="21"/>
+          <w:szCs w:val="24"/>
+          <w:lang w:val="en-US" w:eastAsia="zh-CN"/>
+        </w:rPr>
+      </w:pPr>
       <w:r>
         <w:rPr>
           <w:rFonts w:hint="eastAsia"/>
@@ -2509,15 +3301,35 @@
         </w:rPr>
         <w:t>初步的任务线——接受上司的审查，完成任务以推进殖民地等级，获得更多强力支援。</w:t>
       </w:r>
-      <w:r>
-        <w:rPr>
-          <w:rFonts w:hint="eastAsia"/>
-          <w:sz w:val="21"/>
-          <w:szCs w:val="24"/>
-          <w:lang w:val="en-US" w:eastAsia="zh-CN"/>
-        </w:rPr>
-        <w:br w:type="textWrapping"/>
-      </w:r>
+    </w:p>
+    <w:p>
+      <w:pPr>
+        <w:rPr>
+          <w:rFonts w:hint="eastAsia"/>
+          <w:sz w:val="21"/>
+          <w:szCs w:val="24"/>
+          <w:lang w:val="en-US" w:eastAsia="zh-CN"/>
+        </w:rPr>
+      </w:pPr>
+      <w:r>
+        <w:rPr>
+          <w:rFonts w:hint="eastAsia"/>
+          <w:sz w:val="21"/>
+          <w:szCs w:val="24"/>
+          <w:lang w:val="en-US" w:eastAsia="zh-CN"/>
+        </w:rPr>
+        <w:t>[img]https://images.steamusercontent.com/ugc/16342782815720717162/2B1367E9430302204C12E6499955AA4CAD38283E/[/img]</w:t>
+      </w:r>
+    </w:p>
+    <w:p>
+      <w:pPr>
+        <w:rPr>
+          <w:rFonts w:hint="eastAsia"/>
+          <w:sz w:val="21"/>
+          <w:szCs w:val="24"/>
+          <w:lang w:val="en-US" w:eastAsia="zh-CN"/>
+        </w:rPr>
+      </w:pPr>
       <w:r>
         <w:rPr>
           <w:rFonts w:hint="eastAsia"/>
@@ -2526,45 +3338,6 @@
           <w:lang w:val="en-US" w:eastAsia="zh-CN"/>
         </w:rPr>
         <w:t>特色穿梭机、区域传送、反射盾，以及其他林林总总没有介绍的东西。</w:t>
-      </w:r>
-    </w:p>
-    <w:p>
-      <w:pPr>
-        <w:rPr>
-          <w:rFonts w:hint="eastAsia"/>
-          <w:sz w:val="21"/>
-          <w:szCs w:val="24"/>
-          <w:lang w:val="en-US" w:eastAsia="zh-CN"/>
-        </w:rPr>
-      </w:pPr>
-    </w:p>
-    <w:p>
-      <w:pPr>
-        <w:rPr>
-          <w:rFonts w:hint="eastAsia"/>
-          <w:sz w:val="21"/>
-          <w:szCs w:val="24"/>
-          <w:lang w:val="en-US" w:eastAsia="zh-CN"/>
-        </w:rPr>
-      </w:pPr>
-    </w:p>
-    <w:p>
-      <w:pPr>
-        <w:rPr>
-          <w:rFonts w:hint="default"/>
-          <w:sz w:val="21"/>
-          <w:szCs w:val="24"/>
-          <w:lang w:val="en-US" w:eastAsia="zh-CN"/>
-        </w:rPr>
-      </w:pPr>
-      <w:r>
-        <w:rPr>
-          <w:rFonts w:hint="eastAsia"/>
-          <w:sz w:val="21"/>
-          <w:szCs w:val="24"/>
-          <w:lang w:val="en-US" w:eastAsia="zh-CN"/>
-        </w:rPr>
-        <w:t>[spoiler]❤打开Bilibili，关注乌拉の帝国，关注乌拉の帝国谢谢喵❤[/spoiler]</w:t>
       </w:r>
     </w:p>
     <w:sectPr>
@@ -2653,7 +3426,7 @@
     <w:lsdException w:qFormat="1" w:unhideWhenUsed="0" w:uiPriority="0" w:semiHidden="0" w:name="Title"/>
     <w:lsdException w:unhideWhenUsed="0" w:uiPriority="0" w:semiHidden="0" w:name="Closing"/>
     <w:lsdException w:unhideWhenUsed="0" w:uiPriority="0" w:semiHidden="0" w:name="Signature"/>
-    <w:lsdException w:unhideWhenUsed="0" w:uiPriority="0" w:name="Default Paragraph Font"/>
+    <w:lsdException w:qFormat="1" w:unhideWhenUsed="0" w:uiPriority="0" w:name="Default Paragraph Font"/>
     <w:lsdException w:unhideWhenUsed="0" w:uiPriority="0" w:semiHidden="0" w:name="Body Text"/>
     <w:lsdException w:unhideWhenUsed="0" w:uiPriority="0" w:semiHidden="0" w:name="Body Text Indent"/>
     <w:lsdException w:unhideWhenUsed="0" w:uiPriority="0" w:semiHidden="0" w:name="List Continue"/>
@@ -2856,6 +3629,7 @@
   <w:style w:type="character" w:default="1" w:styleId="3">
     <w:name w:val="Default Paragraph Font"/>
     <w:semiHidden/>
+    <w:qFormat/>
     <w:uiPriority w:val="0"/>
   </w:style>
   <w:style w:type="table" w:default="1" w:styleId="2">
